--- a/server/templates/individual.docx
+++ b/server/templates/individual.docx
@@ -180,6 +180,24 @@
     </w:p>
     <w:p>
       <w:pPr>
+        <w:spacing w:before="0" w:after="0" w:line="240" w:lineRule="auto"/>
+        <w:rPr>
+          <w:rFonts w:ascii="Arial" w:hAnsi="Arial" w:cs="Arial"/>
+          <w:sz w:val="24"/>
+          <w:szCs w:val="24"/>
+        </w:rPr>
+      </w:pPr>
+      <w:r>
+        <w:rPr>
+          <w:rFonts w:ascii="Arial" w:hAnsi="Arial" w:cs="Arial"/>
+          <w:sz w:val="24"/>
+          <w:szCs w:val="24"/>
+        </w:rPr>
+        <w:t xml:space="preserve">{#introducao}</w:t>
+      </w:r>
+    </w:p>
+    <w:p>
+      <w:pPr>
         <w:spacing w:before="0" w:after="120" w:line="360" w:lineRule="auto"/>
         <w:jc w:val="both"/>
         <w:rPr>
@@ -194,7 +212,25 @@
           <w:sz w:val="24"/>
           <w:szCs w:val="24"/>
         </w:rPr>
-        <w:t xml:space="preserve">{#introducao}{.}{/introducao}</w:t>
+        <w:t xml:space="preserve">{.}</w:t>
+      </w:r>
+    </w:p>
+    <w:p>
+      <w:pPr>
+        <w:spacing w:before="0" w:after="0" w:line="240" w:lineRule="auto"/>
+        <w:rPr>
+          <w:rFonts w:ascii="Arial" w:hAnsi="Arial" w:cs="Arial"/>
+          <w:sz w:val="24"/>
+          <w:szCs w:val="24"/>
+        </w:rPr>
+      </w:pPr>
+      <w:r>
+        <w:rPr>
+          <w:rFonts w:ascii="Arial" w:hAnsi="Arial" w:cs="Arial"/>
+          <w:sz w:val="24"/>
+          <w:szCs w:val="24"/>
+        </w:rPr>
+        <w:t xml:space="preserve">{/introducao}</w:t>
       </w:r>
     </w:p>
     <w:p>
@@ -222,6 +258,24 @@
     </w:p>
     <w:p>
       <w:pPr>
+        <w:spacing w:before="0" w:after="0" w:line="240" w:lineRule="auto"/>
+        <w:rPr>
+          <w:rFonts w:ascii="Arial" w:hAnsi="Arial" w:cs="Arial"/>
+          <w:sz w:val="24"/>
+          <w:szCs w:val="24"/>
+        </w:rPr>
+      </w:pPr>
+      <w:r>
+        <w:rPr>
+          <w:rFonts w:ascii="Arial" w:hAnsi="Arial" w:cs="Arial"/>
+          <w:sz w:val="24"/>
+          <w:szCs w:val="24"/>
+        </w:rPr>
+        <w:t xml:space="preserve">{#objetivo}</w:t>
+      </w:r>
+    </w:p>
+    <w:p>
+      <w:pPr>
         <w:spacing w:before="0" w:after="120" w:line="360" w:lineRule="auto"/>
         <w:jc w:val="both"/>
         <w:rPr>
@@ -236,7 +290,25 @@
           <w:sz w:val="24"/>
           <w:szCs w:val="24"/>
         </w:rPr>
-        <w:t xml:space="preserve">{#objetivo}{.}{/objetivo}</w:t>
+        <w:t xml:space="preserve">{.}</w:t>
+      </w:r>
+    </w:p>
+    <w:p>
+      <w:pPr>
+        <w:spacing w:before="0" w:after="0" w:line="240" w:lineRule="auto"/>
+        <w:rPr>
+          <w:rFonts w:ascii="Arial" w:hAnsi="Arial" w:cs="Arial"/>
+          <w:sz w:val="24"/>
+          <w:szCs w:val="24"/>
+        </w:rPr>
+      </w:pPr>
+      <w:r>
+        <w:rPr>
+          <w:rFonts w:ascii="Arial" w:hAnsi="Arial" w:cs="Arial"/>
+          <w:sz w:val="24"/>
+          <w:szCs w:val="24"/>
+        </w:rPr>
+        <w:t xml:space="preserve">{/objetivo}</w:t>
       </w:r>
     </w:p>
     <w:p>
@@ -264,6 +336,24 @@
     </w:p>
     <w:p>
       <w:pPr>
+        <w:spacing w:before="0" w:after="0" w:line="240" w:lineRule="auto"/>
+        <w:rPr>
+          <w:rFonts w:ascii="Arial" w:hAnsi="Arial" w:cs="Arial"/>
+          <w:sz w:val="24"/>
+          <w:szCs w:val="24"/>
+        </w:rPr>
+      </w:pPr>
+      <w:r>
+        <w:rPr>
+          <w:rFonts w:ascii="Arial" w:hAnsi="Arial" w:cs="Arial"/>
+          <w:sz w:val="24"/>
+          <w:szCs w:val="24"/>
+        </w:rPr>
+        <w:t xml:space="preserve">{#metodologia}</w:t>
+      </w:r>
+    </w:p>
+    <w:p>
+      <w:pPr>
         <w:spacing w:before="0" w:after="120" w:line="360" w:lineRule="auto"/>
         <w:jc w:val="both"/>
         <w:rPr>
@@ -278,7 +368,25 @@
           <w:sz w:val="24"/>
           <w:szCs w:val="24"/>
         </w:rPr>
-        <w:t xml:space="preserve">{#metodologia}{.}{/metodologia}</w:t>
+        <w:t xml:space="preserve">{.}</w:t>
+      </w:r>
+    </w:p>
+    <w:p>
+      <w:pPr>
+        <w:spacing w:before="0" w:after="0" w:line="240" w:lineRule="auto"/>
+        <w:rPr>
+          <w:rFonts w:ascii="Arial" w:hAnsi="Arial" w:cs="Arial"/>
+          <w:sz w:val="24"/>
+          <w:szCs w:val="24"/>
+        </w:rPr>
+      </w:pPr>
+      <w:r>
+        <w:rPr>
+          <w:rFonts w:ascii="Arial" w:hAnsi="Arial" w:cs="Arial"/>
+          <w:sz w:val="24"/>
+          <w:szCs w:val="24"/>
+        </w:rPr>
+        <w:t xml:space="preserve">{/metodologia}</w:t>
       </w:r>
     </w:p>
     <w:p>
@@ -329,6 +437,24 @@
     </w:p>
     <w:p>
       <w:pPr>
+        <w:spacing w:before="0" w:after="0" w:line="240" w:lineRule="auto"/>
+        <w:rPr>
+          <w:rFonts w:ascii="Arial" w:hAnsi="Arial" w:cs="Arial"/>
+          <w:sz w:val="24"/>
+          <w:szCs w:val="24"/>
+        </w:rPr>
+      </w:pPr>
+      <w:r>
+        <w:rPr>
+          <w:rFonts w:ascii="Arial" w:hAnsi="Arial" w:cs="Arial"/>
+          <w:sz w:val="24"/>
+          <w:szCs w:val="24"/>
+        </w:rPr>
+        <w:t xml:space="preserve">{#diagnostico}</w:t>
+      </w:r>
+    </w:p>
+    <w:p>
+      <w:pPr>
         <w:spacing w:before="0" w:after="120" w:line="360" w:lineRule="auto"/>
         <w:jc w:val="both"/>
         <w:rPr>
@@ -343,7 +469,25 @@
           <w:sz w:val="24"/>
           <w:szCs w:val="24"/>
         </w:rPr>
-        <w:t xml:space="preserve">{#diagnostico}{.}{/diagnostico}</w:t>
+        <w:t xml:space="preserve">{.}</w:t>
+      </w:r>
+    </w:p>
+    <w:p>
+      <w:pPr>
+        <w:spacing w:before="0" w:after="0" w:line="240" w:lineRule="auto"/>
+        <w:rPr>
+          <w:rFonts w:ascii="Arial" w:hAnsi="Arial" w:cs="Arial"/>
+          <w:sz w:val="24"/>
+          <w:szCs w:val="24"/>
+        </w:rPr>
+      </w:pPr>
+      <w:r>
+        <w:rPr>
+          <w:rFonts w:ascii="Arial" w:hAnsi="Arial" w:cs="Arial"/>
+          <w:sz w:val="24"/>
+          <w:szCs w:val="24"/>
+        </w:rPr>
+        <w:t xml:space="preserve">{/diagnostico}</w:t>
       </w:r>
     </w:p>
     <w:p>
@@ -394,6 +538,24 @@
     </w:p>
     <w:p>
       <w:pPr>
+        <w:spacing w:before="0" w:after="0" w:line="240" w:lineRule="auto"/>
+        <w:rPr>
+          <w:rFonts w:ascii="Arial" w:hAnsi="Arial" w:cs="Arial"/>
+          <w:sz w:val="24"/>
+          <w:szCs w:val="24"/>
+        </w:rPr>
+      </w:pPr>
+      <w:r>
+        <w:rPr>
+          <w:rFonts w:ascii="Arial" w:hAnsi="Arial" w:cs="Arial"/>
+          <w:sz w:val="24"/>
+          <w:szCs w:val="24"/>
+        </w:rPr>
+        <w:t xml:space="preserve">{#impactoAlimentar}</w:t>
+      </w:r>
+    </w:p>
+    <w:p>
+      <w:pPr>
         <w:spacing w:before="0" w:after="120" w:line="360" w:lineRule="auto"/>
         <w:jc w:val="both"/>
         <w:rPr>
@@ -408,7 +570,25 @@
           <w:sz w:val="24"/>
           <w:szCs w:val="24"/>
         </w:rPr>
-        <w:t xml:space="preserve">{#impactoAlimentar}{.}{/impactoAlimentar}</w:t>
+        <w:t xml:space="preserve">{.}</w:t>
+      </w:r>
+    </w:p>
+    <w:p>
+      <w:pPr>
+        <w:spacing w:before="0" w:after="0" w:line="240" w:lineRule="auto"/>
+        <w:rPr>
+          <w:rFonts w:ascii="Arial" w:hAnsi="Arial" w:cs="Arial"/>
+          <w:sz w:val="24"/>
+          <w:szCs w:val="24"/>
+        </w:rPr>
+      </w:pPr>
+      <w:r>
+        <w:rPr>
+          <w:rFonts w:ascii="Arial" w:hAnsi="Arial" w:cs="Arial"/>
+          <w:sz w:val="24"/>
+          <w:szCs w:val="24"/>
+        </w:rPr>
+        <w:t xml:space="preserve">{/impactoAlimentar}</w:t>
       </w:r>
     </w:p>
     <w:p>
@@ -436,6 +616,24 @@
     </w:p>
     <w:p>
       <w:pPr>
+        <w:spacing w:before="0" w:after="0" w:line="240" w:lineRule="auto"/>
+        <w:rPr>
+          <w:rFonts w:ascii="Arial" w:hAnsi="Arial" w:cs="Arial"/>
+          <w:sz w:val="24"/>
+          <w:szCs w:val="24"/>
+        </w:rPr>
+      </w:pPr>
+      <w:r>
+        <w:rPr>
+          <w:rFonts w:ascii="Arial" w:hAnsi="Arial" w:cs="Arial"/>
+          <w:sz w:val="24"/>
+          <w:szCs w:val="24"/>
+        </w:rPr>
+        <w:t xml:space="preserve">{#impactoDesafios}</w:t>
+      </w:r>
+    </w:p>
+    <w:p>
+      <w:pPr>
         <w:spacing w:before="0" w:after="120" w:line="360" w:lineRule="auto"/>
         <w:jc w:val="both"/>
         <w:rPr>
@@ -450,7 +648,25 @@
           <w:sz w:val="24"/>
           <w:szCs w:val="24"/>
         </w:rPr>
-        <w:t xml:space="preserve">{#impactoDesafios}{.}{/impactoDesafios}</w:t>
+        <w:t xml:space="preserve">{.}</w:t>
+      </w:r>
+    </w:p>
+    <w:p>
+      <w:pPr>
+        <w:spacing w:before="0" w:after="0" w:line="240" w:lineRule="auto"/>
+        <w:rPr>
+          <w:rFonts w:ascii="Arial" w:hAnsi="Arial" w:cs="Arial"/>
+          <w:sz w:val="24"/>
+          <w:szCs w:val="24"/>
+        </w:rPr>
+      </w:pPr>
+      <w:r>
+        <w:rPr>
+          <w:rFonts w:ascii="Arial" w:hAnsi="Arial" w:cs="Arial"/>
+          <w:sz w:val="24"/>
+          <w:szCs w:val="24"/>
+        </w:rPr>
+        <w:t xml:space="preserve">{/impactoDesafios}</w:t>
       </w:r>
     </w:p>
     <w:p>
@@ -478,6 +694,24 @@
     </w:p>
     <w:p>
       <w:pPr>
+        <w:spacing w:before="0" w:after="0" w:line="240" w:lineRule="auto"/>
+        <w:rPr>
+          <w:rFonts w:ascii="Arial" w:hAnsi="Arial" w:cs="Arial"/>
+          <w:sz w:val="24"/>
+          <w:szCs w:val="24"/>
+        </w:rPr>
+      </w:pPr>
+      <w:r>
+        <w:rPr>
+          <w:rFonts w:ascii="Arial" w:hAnsi="Arial" w:cs="Arial"/>
+          <w:sz w:val="24"/>
+          <w:szCs w:val="24"/>
+        </w:rPr>
+        <w:t xml:space="preserve">{#impactoEconomico}</w:t>
+      </w:r>
+    </w:p>
+    <w:p>
+      <w:pPr>
         <w:spacing w:before="0" w:after="120" w:line="360" w:lineRule="auto"/>
         <w:jc w:val="both"/>
         <w:rPr>
@@ -492,7 +726,25 @@
           <w:sz w:val="24"/>
           <w:szCs w:val="24"/>
         </w:rPr>
-        <w:t xml:space="preserve">{#impactoEconomico}{.}{/impactoEconomico}</w:t>
+        <w:t xml:space="preserve">{.}</w:t>
+      </w:r>
+    </w:p>
+    <w:p>
+      <w:pPr>
+        <w:spacing w:before="0" w:after="0" w:line="240" w:lineRule="auto"/>
+        <w:rPr>
+          <w:rFonts w:ascii="Arial" w:hAnsi="Arial" w:cs="Arial"/>
+          <w:sz w:val="24"/>
+          <w:szCs w:val="24"/>
+        </w:rPr>
+      </w:pPr>
+      <w:r>
+        <w:rPr>
+          <w:rFonts w:ascii="Arial" w:hAnsi="Arial" w:cs="Arial"/>
+          <w:sz w:val="24"/>
+          <w:szCs w:val="24"/>
+        </w:rPr>
+        <w:t xml:space="preserve">{/impactoEconomico}</w:t>
       </w:r>
     </w:p>
     <w:p>
@@ -520,6 +772,24 @@
     </w:p>
     <w:p>
       <w:pPr>
+        <w:spacing w:before="0" w:after="0" w:line="240" w:lineRule="auto"/>
+        <w:rPr>
+          <w:rFonts w:ascii="Arial" w:hAnsi="Arial" w:cs="Arial"/>
+          <w:sz w:val="24"/>
+          <w:szCs w:val="24"/>
+        </w:rPr>
+      </w:pPr>
+      <w:r>
+        <w:rPr>
+          <w:rFonts w:ascii="Arial" w:hAnsi="Arial" w:cs="Arial"/>
+          <w:sz w:val="24"/>
+          <w:szCs w:val="24"/>
+        </w:rPr>
+        <w:t xml:space="preserve">{#feedback}</w:t>
+      </w:r>
+    </w:p>
+    <w:p>
+      <w:pPr>
         <w:spacing w:before="0" w:after="120" w:line="360" w:lineRule="auto"/>
         <w:jc w:val="both"/>
         <w:rPr>
@@ -534,7 +804,25 @@
           <w:sz w:val="24"/>
           <w:szCs w:val="24"/>
         </w:rPr>
-        <w:t xml:space="preserve">{#feedback}{.}{/feedback}</w:t>
+        <w:t xml:space="preserve">{.}</w:t>
+      </w:r>
+    </w:p>
+    <w:p>
+      <w:pPr>
+        <w:spacing w:before="0" w:after="0" w:line="240" w:lineRule="auto"/>
+        <w:rPr>
+          <w:rFonts w:ascii="Arial" w:hAnsi="Arial" w:cs="Arial"/>
+          <w:sz w:val="24"/>
+          <w:szCs w:val="24"/>
+        </w:rPr>
+      </w:pPr>
+      <w:r>
+        <w:rPr>
+          <w:rFonts w:ascii="Arial" w:hAnsi="Arial" w:cs="Arial"/>
+          <w:sz w:val="24"/>
+          <w:szCs w:val="24"/>
+        </w:rPr>
+        <w:t xml:space="preserve">{/feedback}</w:t>
       </w:r>
     </w:p>
     <w:p>
@@ -562,6 +850,24 @@
     </w:p>
     <w:p>
       <w:pPr>
+        <w:spacing w:before="0" w:after="0" w:line="240" w:lineRule="auto"/>
+        <w:rPr>
+          <w:rFonts w:ascii="Arial" w:hAnsi="Arial" w:cs="Arial"/>
+          <w:sz w:val="24"/>
+          <w:szCs w:val="24"/>
+        </w:rPr>
+      </w:pPr>
+      <w:r>
+        <w:rPr>
+          <w:rFonts w:ascii="Arial" w:hAnsi="Arial" w:cs="Arial"/>
+          <w:sz w:val="24"/>
+          <w:szCs w:val="24"/>
+        </w:rPr>
+        <w:t xml:space="preserve">{#consideracoes}</w:t>
+      </w:r>
+    </w:p>
+    <w:p>
+      <w:pPr>
         <w:spacing w:before="0" w:after="120" w:line="360" w:lineRule="auto"/>
         <w:jc w:val="both"/>
         <w:rPr>
@@ -576,7 +882,25 @@
           <w:sz w:val="24"/>
           <w:szCs w:val="24"/>
         </w:rPr>
-        <w:t xml:space="preserve">{#consideracoes}{.}{/consideracoes}</w:t>
+        <w:t xml:space="preserve">{.}</w:t>
+      </w:r>
+    </w:p>
+    <w:p>
+      <w:pPr>
+        <w:spacing w:before="0" w:after="0" w:line="240" w:lineRule="auto"/>
+        <w:rPr>
+          <w:rFonts w:ascii="Arial" w:hAnsi="Arial" w:cs="Arial"/>
+          <w:sz w:val="24"/>
+          <w:szCs w:val="24"/>
+        </w:rPr>
+      </w:pPr>
+      <w:r>
+        <w:rPr>
+          <w:rFonts w:ascii="Arial" w:hAnsi="Arial" w:cs="Arial"/>
+          <w:sz w:val="24"/>
+          <w:szCs w:val="24"/>
+        </w:rPr>
+        <w:t xml:space="preserve">{/consideracoes}</w:t>
       </w:r>
     </w:p>
     <w:p>

--- a/server/templates/individual.docx
+++ b/server/templates/individual.docx
@@ -745,6 +745,148 @@
           <w:szCs w:val="24"/>
         </w:rPr>
         <w:t xml:space="preserve">{/impactoEconomico}</w:t>
+      </w:r>
+    </w:p>
+    <w:p>
+      <w:pPr>
+        <w:spacing w:before="0" w:after="0" w:line="240" w:lineRule="auto"/>
+        <w:rPr>
+          <w:rFonts w:ascii="Arial" w:hAnsi="Arial" w:cs="Arial"/>
+          <w:sz w:val="24"/>
+          <w:szCs w:val="24"/>
+        </w:rPr>
+      </w:pPr>
+      <w:r>
+        <w:rPr>
+          <w:rFonts w:ascii="Arial" w:hAnsi="Arial" w:cs="Arial"/>
+          <w:sz w:val="24"/>
+          <w:szCs w:val="24"/>
+        </w:rPr>
+        <w:t xml:space="preserve">{#temEvolucao}</w:t>
+      </w:r>
+    </w:p>
+    <w:p>
+      <w:pPr>
+        <w:keepNext/>
+        <w:spacing w:before="120" w:after="60" w:line="240" w:lineRule="auto"/>
+        <w:rPr>
+          <w:rFonts w:ascii="Arial" w:hAnsi="Arial" w:cs="Arial"/>
+          <w:b/>
+          <w:bCs/>
+          <w:sz w:val="24"/>
+          <w:szCs w:val="24"/>
+        </w:rPr>
+      </w:pPr>
+      <w:r>
+        <w:rPr>
+          <w:rFonts w:ascii="Arial" w:hAnsi="Arial" w:cs="Arial"/>
+          <w:b/>
+          <w:bCs/>
+          <w:sz w:val="24"/>
+          <w:szCs w:val="24"/>
+        </w:rPr>
+        <w:t xml:space="preserve">Evolução durante o acompanhamento:</w:t>
+      </w:r>
+    </w:p>
+    <w:p>
+      <w:pPr>
+        <w:spacing w:before="0" w:after="0" w:line="240" w:lineRule="auto"/>
+        <w:rPr>
+          <w:rFonts w:ascii="Arial" w:hAnsi="Arial" w:cs="Arial"/>
+          <w:sz w:val="24"/>
+          <w:szCs w:val="24"/>
+        </w:rPr>
+      </w:pPr>
+      <w:r>
+        <w:rPr>
+          <w:rFonts w:ascii="Arial" w:hAnsi="Arial" w:cs="Arial"/>
+          <w:sz w:val="24"/>
+          <w:szCs w:val="24"/>
+        </w:rPr>
+        <w:t xml:space="preserve">{#evolucao}</w:t>
+      </w:r>
+    </w:p>
+    <w:p>
+      <w:pPr>
+        <w:spacing w:before="0" w:after="120" w:line="360" w:lineRule="auto"/>
+        <w:jc w:val="both"/>
+        <w:rPr>
+          <w:rFonts w:ascii="Arial" w:hAnsi="Arial" w:cs="Arial"/>
+          <w:sz w:val="24"/>
+          <w:szCs w:val="24"/>
+        </w:rPr>
+      </w:pPr>
+      <w:r>
+        <w:rPr>
+          <w:rFonts w:ascii="Arial" w:hAnsi="Arial" w:cs="Arial"/>
+          <w:sz w:val="24"/>
+          <w:szCs w:val="24"/>
+        </w:rPr>
+        <w:t xml:space="preserve">{.}</w:t>
+      </w:r>
+    </w:p>
+    <w:p>
+      <w:pPr>
+        <w:spacing w:before="0" w:after="0" w:line="240" w:lineRule="auto"/>
+        <w:rPr>
+          <w:rFonts w:ascii="Arial" w:hAnsi="Arial" w:cs="Arial"/>
+          <w:sz w:val="24"/>
+          <w:szCs w:val="24"/>
+        </w:rPr>
+      </w:pPr>
+      <w:r>
+        <w:rPr>
+          <w:rFonts w:ascii="Arial" w:hAnsi="Arial" w:cs="Arial"/>
+          <w:sz w:val="24"/>
+          <w:szCs w:val="24"/>
+        </w:rPr>
+        <w:t xml:space="preserve">{/evolucao}</w:t>
+      </w:r>
+    </w:p>
+    <w:p>
+      <w:pPr>
+        <w:spacing w:before="0" w:after="0" w:line="240" w:lineRule="auto"/>
+        <w:rPr>
+          <w:rFonts w:ascii="Arial" w:hAnsi="Arial" w:cs="Arial"/>
+          <w:sz w:val="24"/>
+          <w:szCs w:val="24"/>
+        </w:rPr>
+      </w:pPr>
+      <w:r>
+        <w:rPr>
+          <w:rFonts w:ascii="Arial" w:hAnsi="Arial" w:cs="Arial"/>
+          <w:sz w:val="24"/>
+          <w:szCs w:val="24"/>
+        </w:rPr>
+        <w:t xml:space="preserve">{@evolucaoTabela}</w:t>
+      </w:r>
+    </w:p>
+    <w:p>
+      <w:pPr>
+        <w:spacing w:before="0" w:after="120" w:line="240" w:lineRule="auto"/>
+        <w:rPr>
+          <w:rFonts w:ascii="Arial" w:hAnsi="Arial" w:cs="Arial"/>
+          <w:sz w:val="24"/>
+          <w:szCs w:val="24"/>
+        </w:rPr>
+      </w:pPr>
+    </w:p>
+    <w:p>
+      <w:pPr>
+        <w:spacing w:before="0" w:after="0" w:line="240" w:lineRule="auto"/>
+        <w:rPr>
+          <w:rFonts w:ascii="Arial" w:hAnsi="Arial" w:cs="Arial"/>
+          <w:sz w:val="24"/>
+          <w:szCs w:val="24"/>
+        </w:rPr>
+      </w:pPr>
+      <w:r>
+        <w:rPr>
+          <w:rFonts w:ascii="Arial" w:hAnsi="Arial" w:cs="Arial"/>
+          <w:sz w:val="24"/>
+          <w:szCs w:val="24"/>
+        </w:rPr>
+        <w:t xml:space="preserve">{/temEvolucao}</w:t>
       </w:r>
     </w:p>
     <w:p>

--- a/server/templates/individual.docx
+++ b/server/templates/individual.docx
@@ -4,87 +4,39 @@
   <w:body>
     <w:p>
       <w:pPr>
-        <w:spacing w:before="0" w:after="0" w:line="240" w:lineRule="auto"/>
-        <w:rPr>
-          <w:rFonts w:ascii="Arial" w:hAnsi="Arial" w:cs="Arial"/>
-          <w:sz w:val="24"/>
-          <w:szCs w:val="24"/>
-        </w:rPr>
-      </w:pPr>
-    </w:p>
-    <w:p>
-      <w:pPr>
-        <w:spacing w:before="0" w:after="0" w:line="240" w:lineRule="auto"/>
-        <w:rPr>
-          <w:rFonts w:ascii="Arial" w:hAnsi="Arial" w:cs="Arial"/>
-          <w:sz w:val="24"/>
-          <w:szCs w:val="24"/>
-        </w:rPr>
-      </w:pPr>
-    </w:p>
-    <w:p>
-      <w:pPr>
-        <w:spacing w:before="0" w:after="0" w:line="240" w:lineRule="auto"/>
+        <w:spacing w:before="0" w:after="200" w:line="276" w:lineRule="auto"/>
         <w:jc w:val="center"/>
         <w:rPr>
-          <w:rFonts w:ascii="Arial" w:hAnsi="Arial" w:cs="Arial"/>
-          <w:b/>
-          <w:bCs/>
-          <w:sz w:val="24"/>
-          <w:szCs w:val="24"/>
-        </w:rPr>
-      </w:pPr>
-      <w:r>
-        <w:rPr>
-          <w:rFonts w:ascii="Arial" w:hAnsi="Arial" w:cs="Arial"/>
-          <w:b/>
-          <w:bCs/>
-          <w:sz w:val="24"/>
-          <w:szCs w:val="24"/>
-        </w:rPr>
-        <w:t xml:space="preserve">RELATÓRIO INDIVIDUAL FAMILIAR</w:t>
-      </w:r>
-    </w:p>
-    <w:p>
-      <w:pPr>
-        <w:spacing w:before="0" w:after="0" w:line="240" w:lineRule="auto"/>
-        <w:rPr>
-          <w:rFonts w:ascii="Arial" w:hAnsi="Arial" w:cs="Arial"/>
-          <w:sz w:val="24"/>
-          <w:szCs w:val="24"/>
-        </w:rPr>
-      </w:pPr>
-    </w:p>
-    <w:p>
-      <w:pPr>
-        <w:spacing w:before="0" w:after="0" w:line="240" w:lineRule="auto"/>
-        <w:rPr>
-          <w:rFonts w:ascii="Arial" w:hAnsi="Arial" w:cs="Arial"/>
-          <w:sz w:val="24"/>
-          <w:szCs w:val="24"/>
-        </w:rPr>
-      </w:pPr>
-      <w:r>
-        <w:rPr>
-          <w:rFonts w:ascii="Arial" w:hAnsi="Arial" w:cs="Arial"/>
-          <w:sz w:val="24"/>
-          <w:szCs w:val="24"/>
-        </w:rPr>
-        <w:t xml:space="preserve">Nome: {nome}</w:t>
-      </w:r>
-    </w:p>
-    <w:p>
-      <w:pPr>
-        <w:spacing w:before="0" w:after="0" w:line="240" w:lineRule="auto"/>
-        <w:rPr>
-          <w:rFonts w:ascii="Arial" w:hAnsi="Arial" w:cs="Arial"/>
-          <w:sz w:val="24"/>
-          <w:szCs w:val="24"/>
-        </w:rPr>
-      </w:pPr>
-      <w:r>
-        <w:rPr>
-          <w:rFonts w:ascii="Arial" w:hAnsi="Arial" w:cs="Arial"/>
+          <w:rFonts w:ascii="Times New Roman" w:eastAsia="Times New Roman" w:hAnsi="Times New Roman" w:cs="Times New Roman"/>
+          <w:b/>
+          <w:bCs/>
+          <w:sz w:val="28"/>
+          <w:szCs w:val="28"/>
+        </w:rPr>
+      </w:pPr>
+      <w:r>
+        <w:rPr>
+          <w:rFonts w:ascii="Times New Roman" w:eastAsia="Times New Roman" w:hAnsi="Times New Roman" w:cs="Times New Roman"/>
+          <w:b/>
+          <w:bCs/>
+          <w:sz w:val="28"/>
+          <w:szCs w:val="28"/>
+        </w:rPr>
+        <w:t xml:space="preserve">RELATÓRIO FINAL FAMILIAR</w:t>
+      </w:r>
+    </w:p>
+    <w:p>
+      <w:pPr>
+        <w:spacing w:before="0" w:after="0" w:line="276" w:lineRule="auto"/>
+        <w:rPr>
+          <w:rFonts w:ascii="Times New Roman" w:eastAsia="Times New Roman" w:hAnsi="Times New Roman" w:cs="Times New Roman"/>
+          <w:sz w:val="24"/>
+          <w:szCs w:val="24"/>
+        </w:rPr>
+      </w:pPr>
+      <w:r>
+        <w:rPr>
+          <w:rFonts w:ascii="Times New Roman" w:eastAsia="Times New Roman" w:hAnsi="Times New Roman" w:cs="Times New Roman"/>
           <w:sz w:val="24"/>
           <w:szCs w:val="24"/>
         </w:rPr>
@@ -93,63 +45,45 @@
     </w:p>
     <w:p>
       <w:pPr>
-        <w:spacing w:before="0" w:after="0" w:line="240" w:lineRule="auto"/>
-        <w:rPr>
-          <w:rFonts w:ascii="Arial" w:hAnsi="Arial" w:cs="Arial"/>
-          <w:sz w:val="24"/>
-          <w:szCs w:val="24"/>
-        </w:rPr>
-      </w:pPr>
-      <w:r>
-        <w:rPr>
-          <w:rFonts w:ascii="Arial" w:hAnsi="Arial" w:cs="Arial"/>
-          <w:sz w:val="24"/>
-          <w:szCs w:val="24"/>
-        </w:rPr>
-        <w:t xml:space="preserve">CPF: {cpf}        CadÚnico: {nis}</w:t>
-      </w:r>
-    </w:p>
-    <w:p>
-      <w:pPr>
-        <w:spacing w:before="0" w:after="0" w:line="240" w:lineRule="auto"/>
-        <w:rPr>
-          <w:rFonts w:ascii="Arial" w:hAnsi="Arial" w:cs="Arial"/>
-          <w:sz w:val="24"/>
-          <w:szCs w:val="24"/>
-        </w:rPr>
-      </w:pPr>
-      <w:r>
-        <w:rPr>
-          <w:rFonts w:ascii="Arial" w:hAnsi="Arial" w:cs="Arial"/>
-          <w:sz w:val="24"/>
-          <w:szCs w:val="24"/>
-        </w:rPr>
-        <w:t xml:space="preserve">Contato: {contato}        Endereço: {endereco}</w:t>
-      </w:r>
-    </w:p>
-    <w:p>
-      <w:pPr>
-        <w:spacing w:before="0" w:after="0" w:line="240" w:lineRule="auto"/>
-        <w:rPr>
-          <w:rFonts w:ascii="Arial" w:hAnsi="Arial" w:cs="Arial"/>
-          <w:sz w:val="24"/>
-          <w:szCs w:val="24"/>
-        </w:rPr>
-      </w:pPr>
-      <w:r>
-        <w:rPr>
-          <w:rFonts w:ascii="Arial" w:hAnsi="Arial" w:cs="Arial"/>
-          <w:sz w:val="24"/>
-          <w:szCs w:val="24"/>
-        </w:rPr>
-        <w:t xml:space="preserve">Unidade: {unidade}</w:t>
-      </w:r>
-    </w:p>
-    <w:p>
-      <w:pPr>
-        <w:spacing w:before="0" w:after="0" w:line="240" w:lineRule="auto"/>
-        <w:rPr>
-          <w:rFonts w:ascii="Arial" w:hAnsi="Arial" w:cs="Arial"/>
+        <w:spacing w:before="0" w:after="0" w:line="276" w:lineRule="auto"/>
+        <w:rPr>
+          <w:rFonts w:ascii="Times New Roman" w:eastAsia="Times New Roman" w:hAnsi="Times New Roman" w:cs="Times New Roman"/>
+          <w:sz w:val="24"/>
+          <w:szCs w:val="24"/>
+        </w:rPr>
+      </w:pPr>
+      <w:r>
+        <w:rPr>
+          <w:rFonts w:ascii="Times New Roman" w:eastAsia="Times New Roman" w:hAnsi="Times New Roman" w:cs="Times New Roman"/>
+          <w:sz w:val="24"/>
+          <w:szCs w:val="24"/>
+        </w:rPr>
+        <w:t xml:space="preserve">CPF/CadÚnico: {cpfNis}</w:t>
+      </w:r>
+    </w:p>
+    <w:p>
+      <w:pPr>
+        <w:spacing w:before="0" w:after="0" w:line="276" w:lineRule="auto"/>
+        <w:rPr>
+          <w:rFonts w:ascii="Times New Roman" w:eastAsia="Times New Roman" w:hAnsi="Times New Roman" w:cs="Times New Roman"/>
+          <w:sz w:val="24"/>
+          <w:szCs w:val="24"/>
+        </w:rPr>
+      </w:pPr>
+      <w:r>
+        <w:rPr>
+          <w:rFonts w:ascii="Times New Roman" w:eastAsia="Times New Roman" w:hAnsi="Times New Roman" w:cs="Times New Roman"/>
+          <w:sz w:val="24"/>
+          <w:szCs w:val="24"/>
+        </w:rPr>
+        <w:t xml:space="preserve">Contato: {contato}            Endereço: {endereco}</w:t>
+      </w:r>
+    </w:p>
+    <w:p>
+      <w:pPr>
+        <w:spacing w:before="0" w:after="0" w:line="276" w:lineRule="auto"/>
+        <w:rPr>
+          <w:rFonts w:ascii="Times New Roman" w:eastAsia="Times New Roman" w:hAnsi="Times New Roman" w:cs="Times New Roman"/>
           <w:sz w:val="24"/>
           <w:szCs w:val="24"/>
         </w:rPr>
@@ -158,18 +92,18 @@
     <w:p>
       <w:pPr>
         <w:keepNext/>
-        <w:spacing w:before="240" w:after="120" w:line="240" w:lineRule="auto"/>
-        <w:rPr>
-          <w:rFonts w:ascii="Arial" w:hAnsi="Arial" w:cs="Arial"/>
-          <w:b/>
-          <w:bCs/>
-          <w:sz w:val="24"/>
-          <w:szCs w:val="24"/>
-        </w:rPr>
-      </w:pPr>
-      <w:r>
-        <w:rPr>
-          <w:rFonts w:ascii="Arial" w:hAnsi="Arial" w:cs="Arial"/>
+        <w:spacing w:before="240" w:after="120" w:line="276" w:lineRule="auto"/>
+        <w:rPr>
+          <w:rFonts w:ascii="Times New Roman" w:eastAsia="Times New Roman" w:hAnsi="Times New Roman" w:cs="Times New Roman"/>
+          <w:b/>
+          <w:bCs/>
+          <w:sz w:val="24"/>
+          <w:szCs w:val="24"/>
+        </w:rPr>
+      </w:pPr>
+      <w:r>
+        <w:rPr>
+          <w:rFonts w:ascii="Times New Roman" w:eastAsia="Times New Roman" w:hAnsi="Times New Roman" w:cs="Times New Roman"/>
           <w:b/>
           <w:bCs/>
           <w:sz w:val="24"/>
@@ -180,16 +114,16 @@
     </w:p>
     <w:p>
       <w:pPr>
-        <w:spacing w:before="0" w:after="0" w:line="240" w:lineRule="auto"/>
-        <w:rPr>
-          <w:rFonts w:ascii="Arial" w:hAnsi="Arial" w:cs="Arial"/>
-          <w:sz w:val="24"/>
-          <w:szCs w:val="24"/>
-        </w:rPr>
-      </w:pPr>
-      <w:r>
-        <w:rPr>
-          <w:rFonts w:ascii="Arial" w:hAnsi="Arial" w:cs="Arial"/>
+        <w:spacing w:before="0" w:after="0" w:line="276" w:lineRule="auto"/>
+        <w:rPr>
+          <w:rFonts w:ascii="Times New Roman" w:eastAsia="Times New Roman" w:hAnsi="Times New Roman" w:cs="Times New Roman"/>
+          <w:sz w:val="24"/>
+          <w:szCs w:val="24"/>
+        </w:rPr>
+      </w:pPr>
+      <w:r>
+        <w:rPr>
+          <w:rFonts w:ascii="Times New Roman" w:eastAsia="Times New Roman" w:hAnsi="Times New Roman" w:cs="Times New Roman"/>
           <w:sz w:val="24"/>
           <w:szCs w:val="24"/>
         </w:rPr>
@@ -201,14 +135,14 @@
         <w:spacing w:before="0" w:after="120" w:line="360" w:lineRule="auto"/>
         <w:jc w:val="both"/>
         <w:rPr>
-          <w:rFonts w:ascii="Arial" w:hAnsi="Arial" w:cs="Arial"/>
-          <w:sz w:val="24"/>
-          <w:szCs w:val="24"/>
-        </w:rPr>
-      </w:pPr>
-      <w:r>
-        <w:rPr>
-          <w:rFonts w:ascii="Arial" w:hAnsi="Arial" w:cs="Arial"/>
+          <w:rFonts w:ascii="Times New Roman" w:eastAsia="Times New Roman" w:hAnsi="Times New Roman" w:cs="Times New Roman"/>
+          <w:sz w:val="24"/>
+          <w:szCs w:val="24"/>
+        </w:rPr>
+      </w:pPr>
+      <w:r>
+        <w:rPr>
+          <w:rFonts w:ascii="Times New Roman" w:eastAsia="Times New Roman" w:hAnsi="Times New Roman" w:cs="Times New Roman"/>
           <w:sz w:val="24"/>
           <w:szCs w:val="24"/>
         </w:rPr>
@@ -217,16 +151,16 @@
     </w:p>
     <w:p>
       <w:pPr>
-        <w:spacing w:before="0" w:after="0" w:line="240" w:lineRule="auto"/>
-        <w:rPr>
-          <w:rFonts w:ascii="Arial" w:hAnsi="Arial" w:cs="Arial"/>
-          <w:sz w:val="24"/>
-          <w:szCs w:val="24"/>
-        </w:rPr>
-      </w:pPr>
-      <w:r>
-        <w:rPr>
-          <w:rFonts w:ascii="Arial" w:hAnsi="Arial" w:cs="Arial"/>
+        <w:spacing w:before="0" w:after="0" w:line="276" w:lineRule="auto"/>
+        <w:rPr>
+          <w:rFonts w:ascii="Times New Roman" w:eastAsia="Times New Roman" w:hAnsi="Times New Roman" w:cs="Times New Roman"/>
+          <w:sz w:val="24"/>
+          <w:szCs w:val="24"/>
+        </w:rPr>
+      </w:pPr>
+      <w:r>
+        <w:rPr>
+          <w:rFonts w:ascii="Times New Roman" w:eastAsia="Times New Roman" w:hAnsi="Times New Roman" w:cs="Times New Roman"/>
           <w:sz w:val="24"/>
           <w:szCs w:val="24"/>
         </w:rPr>
@@ -236,18 +170,18 @@
     <w:p>
       <w:pPr>
         <w:keepNext/>
-        <w:spacing w:before="240" w:after="120" w:line="240" w:lineRule="auto"/>
-        <w:rPr>
-          <w:rFonts w:ascii="Arial" w:hAnsi="Arial" w:cs="Arial"/>
-          <w:b/>
-          <w:bCs/>
-          <w:sz w:val="24"/>
-          <w:szCs w:val="24"/>
-        </w:rPr>
-      </w:pPr>
-      <w:r>
-        <w:rPr>
-          <w:rFonts w:ascii="Arial" w:hAnsi="Arial" w:cs="Arial"/>
+        <w:spacing w:before="240" w:after="120" w:line="276" w:lineRule="auto"/>
+        <w:rPr>
+          <w:rFonts w:ascii="Times New Roman" w:eastAsia="Times New Roman" w:hAnsi="Times New Roman" w:cs="Times New Roman"/>
+          <w:b/>
+          <w:bCs/>
+          <w:sz w:val="24"/>
+          <w:szCs w:val="24"/>
+        </w:rPr>
+      </w:pPr>
+      <w:r>
+        <w:rPr>
+          <w:rFonts w:ascii="Times New Roman" w:eastAsia="Times New Roman" w:hAnsi="Times New Roman" w:cs="Times New Roman"/>
           <w:b/>
           <w:bCs/>
           <w:sz w:val="24"/>
@@ -258,16 +192,16 @@
     </w:p>
     <w:p>
       <w:pPr>
-        <w:spacing w:before="0" w:after="0" w:line="240" w:lineRule="auto"/>
-        <w:rPr>
-          <w:rFonts w:ascii="Arial" w:hAnsi="Arial" w:cs="Arial"/>
-          <w:sz w:val="24"/>
-          <w:szCs w:val="24"/>
-        </w:rPr>
-      </w:pPr>
-      <w:r>
-        <w:rPr>
-          <w:rFonts w:ascii="Arial" w:hAnsi="Arial" w:cs="Arial"/>
+        <w:spacing w:before="0" w:after="0" w:line="276" w:lineRule="auto"/>
+        <w:rPr>
+          <w:rFonts w:ascii="Times New Roman" w:eastAsia="Times New Roman" w:hAnsi="Times New Roman" w:cs="Times New Roman"/>
+          <w:sz w:val="24"/>
+          <w:szCs w:val="24"/>
+        </w:rPr>
+      </w:pPr>
+      <w:r>
+        <w:rPr>
+          <w:rFonts w:ascii="Times New Roman" w:eastAsia="Times New Roman" w:hAnsi="Times New Roman" w:cs="Times New Roman"/>
           <w:sz w:val="24"/>
           <w:szCs w:val="24"/>
         </w:rPr>
@@ -279,14 +213,14 @@
         <w:spacing w:before="0" w:after="120" w:line="360" w:lineRule="auto"/>
         <w:jc w:val="both"/>
         <w:rPr>
-          <w:rFonts w:ascii="Arial" w:hAnsi="Arial" w:cs="Arial"/>
-          <w:sz w:val="24"/>
-          <w:szCs w:val="24"/>
-        </w:rPr>
-      </w:pPr>
-      <w:r>
-        <w:rPr>
-          <w:rFonts w:ascii="Arial" w:hAnsi="Arial" w:cs="Arial"/>
+          <w:rFonts w:ascii="Times New Roman" w:eastAsia="Times New Roman" w:hAnsi="Times New Roman" w:cs="Times New Roman"/>
+          <w:sz w:val="24"/>
+          <w:szCs w:val="24"/>
+        </w:rPr>
+      </w:pPr>
+      <w:r>
+        <w:rPr>
+          <w:rFonts w:ascii="Times New Roman" w:eastAsia="Times New Roman" w:hAnsi="Times New Roman" w:cs="Times New Roman"/>
           <w:sz w:val="24"/>
           <w:szCs w:val="24"/>
         </w:rPr>
@@ -295,16 +229,16 @@
     </w:p>
     <w:p>
       <w:pPr>
-        <w:spacing w:before="0" w:after="0" w:line="240" w:lineRule="auto"/>
-        <w:rPr>
-          <w:rFonts w:ascii="Arial" w:hAnsi="Arial" w:cs="Arial"/>
-          <w:sz w:val="24"/>
-          <w:szCs w:val="24"/>
-        </w:rPr>
-      </w:pPr>
-      <w:r>
-        <w:rPr>
-          <w:rFonts w:ascii="Arial" w:hAnsi="Arial" w:cs="Arial"/>
+        <w:spacing w:before="0" w:after="0" w:line="276" w:lineRule="auto"/>
+        <w:rPr>
+          <w:rFonts w:ascii="Times New Roman" w:eastAsia="Times New Roman" w:hAnsi="Times New Roman" w:cs="Times New Roman"/>
+          <w:sz w:val="24"/>
+          <w:szCs w:val="24"/>
+        </w:rPr>
+      </w:pPr>
+      <w:r>
+        <w:rPr>
+          <w:rFonts w:ascii="Times New Roman" w:eastAsia="Times New Roman" w:hAnsi="Times New Roman" w:cs="Times New Roman"/>
           <w:sz w:val="24"/>
           <w:szCs w:val="24"/>
         </w:rPr>
@@ -314,18 +248,18 @@
     <w:p>
       <w:pPr>
         <w:keepNext/>
-        <w:spacing w:before="240" w:after="120" w:line="240" w:lineRule="auto"/>
-        <w:rPr>
-          <w:rFonts w:ascii="Arial" w:hAnsi="Arial" w:cs="Arial"/>
-          <w:b/>
-          <w:bCs/>
-          <w:sz w:val="24"/>
-          <w:szCs w:val="24"/>
-        </w:rPr>
-      </w:pPr>
-      <w:r>
-        <w:rPr>
-          <w:rFonts w:ascii="Arial" w:hAnsi="Arial" w:cs="Arial"/>
+        <w:spacing w:before="240" w:after="120" w:line="276" w:lineRule="auto"/>
+        <w:rPr>
+          <w:rFonts w:ascii="Times New Roman" w:eastAsia="Times New Roman" w:hAnsi="Times New Roman" w:cs="Times New Roman"/>
+          <w:b/>
+          <w:bCs/>
+          <w:sz w:val="24"/>
+          <w:szCs w:val="24"/>
+        </w:rPr>
+      </w:pPr>
+      <w:r>
+        <w:rPr>
+          <w:rFonts w:ascii="Times New Roman" w:eastAsia="Times New Roman" w:hAnsi="Times New Roman" w:cs="Times New Roman"/>
           <w:b/>
           <w:bCs/>
           <w:sz w:val="24"/>
@@ -336,16 +270,16 @@
     </w:p>
     <w:p>
       <w:pPr>
-        <w:spacing w:before="0" w:after="0" w:line="240" w:lineRule="auto"/>
-        <w:rPr>
-          <w:rFonts w:ascii="Arial" w:hAnsi="Arial" w:cs="Arial"/>
-          <w:sz w:val="24"/>
-          <w:szCs w:val="24"/>
-        </w:rPr>
-      </w:pPr>
-      <w:r>
-        <w:rPr>
-          <w:rFonts w:ascii="Arial" w:hAnsi="Arial" w:cs="Arial"/>
+        <w:spacing w:before="0" w:after="0" w:line="276" w:lineRule="auto"/>
+        <w:rPr>
+          <w:rFonts w:ascii="Times New Roman" w:eastAsia="Times New Roman" w:hAnsi="Times New Roman" w:cs="Times New Roman"/>
+          <w:sz w:val="24"/>
+          <w:szCs w:val="24"/>
+        </w:rPr>
+      </w:pPr>
+      <w:r>
+        <w:rPr>
+          <w:rFonts w:ascii="Times New Roman" w:eastAsia="Times New Roman" w:hAnsi="Times New Roman" w:cs="Times New Roman"/>
           <w:sz w:val="24"/>
           <w:szCs w:val="24"/>
         </w:rPr>
@@ -357,14 +291,14 @@
         <w:spacing w:before="0" w:after="120" w:line="360" w:lineRule="auto"/>
         <w:jc w:val="both"/>
         <w:rPr>
-          <w:rFonts w:ascii="Arial" w:hAnsi="Arial" w:cs="Arial"/>
-          <w:sz w:val="24"/>
-          <w:szCs w:val="24"/>
-        </w:rPr>
-      </w:pPr>
-      <w:r>
-        <w:rPr>
-          <w:rFonts w:ascii="Arial" w:hAnsi="Arial" w:cs="Arial"/>
+          <w:rFonts w:ascii="Times New Roman" w:eastAsia="Times New Roman" w:hAnsi="Times New Roman" w:cs="Times New Roman"/>
+          <w:sz w:val="24"/>
+          <w:szCs w:val="24"/>
+        </w:rPr>
+      </w:pPr>
+      <w:r>
+        <w:rPr>
+          <w:rFonts w:ascii="Times New Roman" w:eastAsia="Times New Roman" w:hAnsi="Times New Roman" w:cs="Times New Roman"/>
           <w:sz w:val="24"/>
           <w:szCs w:val="24"/>
         </w:rPr>
@@ -373,16 +307,16 @@
     </w:p>
     <w:p>
       <w:pPr>
-        <w:spacing w:before="0" w:after="0" w:line="240" w:lineRule="auto"/>
-        <w:rPr>
-          <w:rFonts w:ascii="Arial" w:hAnsi="Arial" w:cs="Arial"/>
-          <w:sz w:val="24"/>
-          <w:szCs w:val="24"/>
-        </w:rPr>
-      </w:pPr>
-      <w:r>
-        <w:rPr>
-          <w:rFonts w:ascii="Arial" w:hAnsi="Arial" w:cs="Arial"/>
+        <w:spacing w:before="0" w:after="0" w:line="276" w:lineRule="auto"/>
+        <w:rPr>
+          <w:rFonts w:ascii="Times New Roman" w:eastAsia="Times New Roman" w:hAnsi="Times New Roman" w:cs="Times New Roman"/>
+          <w:sz w:val="24"/>
+          <w:szCs w:val="24"/>
+        </w:rPr>
+      </w:pPr>
+      <w:r>
+        <w:rPr>
+          <w:rFonts w:ascii="Times New Roman" w:eastAsia="Times New Roman" w:hAnsi="Times New Roman" w:cs="Times New Roman"/>
           <w:sz w:val="24"/>
           <w:szCs w:val="24"/>
         </w:rPr>
@@ -392,18 +326,18 @@
     <w:p>
       <w:pPr>
         <w:keepNext/>
-        <w:spacing w:before="240" w:after="120" w:line="240" w:lineRule="auto"/>
-        <w:rPr>
-          <w:rFonts w:ascii="Arial" w:hAnsi="Arial" w:cs="Arial"/>
-          <w:b/>
-          <w:bCs/>
-          <w:sz w:val="24"/>
-          <w:szCs w:val="24"/>
-        </w:rPr>
-      </w:pPr>
-      <w:r>
-        <w:rPr>
-          <w:rFonts w:ascii="Arial" w:hAnsi="Arial" w:cs="Arial"/>
+        <w:spacing w:before="240" w:after="120" w:line="276" w:lineRule="auto"/>
+        <w:rPr>
+          <w:rFonts w:ascii="Times New Roman" w:eastAsia="Times New Roman" w:hAnsi="Times New Roman" w:cs="Times New Roman"/>
+          <w:b/>
+          <w:bCs/>
+          <w:sz w:val="24"/>
+          <w:szCs w:val="24"/>
+        </w:rPr>
+      </w:pPr>
+      <w:r>
+        <w:rPr>
+          <w:rFonts w:ascii="Times New Roman" w:eastAsia="Times New Roman" w:hAnsi="Times New Roman" w:cs="Times New Roman"/>
           <w:b/>
           <w:bCs/>
           <w:sz w:val="24"/>
@@ -415,18 +349,18 @@
     <w:p>
       <w:pPr>
         <w:keepNext/>
-        <w:spacing w:before="120" w:after="60" w:line="240" w:lineRule="auto"/>
-        <w:rPr>
-          <w:rFonts w:ascii="Arial" w:hAnsi="Arial" w:cs="Arial"/>
-          <w:b/>
-          <w:bCs/>
-          <w:sz w:val="24"/>
-          <w:szCs w:val="24"/>
-        </w:rPr>
-      </w:pPr>
-      <w:r>
-        <w:rPr>
-          <w:rFonts w:ascii="Arial" w:hAnsi="Arial" w:cs="Arial"/>
+        <w:spacing w:before="120" w:after="60" w:line="276" w:lineRule="auto"/>
+        <w:rPr>
+          <w:rFonts w:ascii="Times New Roman" w:eastAsia="Times New Roman" w:hAnsi="Times New Roman" w:cs="Times New Roman"/>
+          <w:b/>
+          <w:bCs/>
+          <w:sz w:val="24"/>
+          <w:szCs w:val="24"/>
+        </w:rPr>
+      </w:pPr>
+      <w:r>
+        <w:rPr>
+          <w:rFonts w:ascii="Times New Roman" w:eastAsia="Times New Roman" w:hAnsi="Times New Roman" w:cs="Times New Roman"/>
           <w:b/>
           <w:bCs/>
           <w:sz w:val="24"/>
@@ -437,16 +371,16 @@
     </w:p>
     <w:p>
       <w:pPr>
-        <w:spacing w:before="0" w:after="0" w:line="240" w:lineRule="auto"/>
-        <w:rPr>
-          <w:rFonts w:ascii="Arial" w:hAnsi="Arial" w:cs="Arial"/>
-          <w:sz w:val="24"/>
-          <w:szCs w:val="24"/>
-        </w:rPr>
-      </w:pPr>
-      <w:r>
-        <w:rPr>
-          <w:rFonts w:ascii="Arial" w:hAnsi="Arial" w:cs="Arial"/>
+        <w:spacing w:before="0" w:after="0" w:line="276" w:lineRule="auto"/>
+        <w:rPr>
+          <w:rFonts w:ascii="Times New Roman" w:eastAsia="Times New Roman" w:hAnsi="Times New Roman" w:cs="Times New Roman"/>
+          <w:sz w:val="24"/>
+          <w:szCs w:val="24"/>
+        </w:rPr>
+      </w:pPr>
+      <w:r>
+        <w:rPr>
+          <w:rFonts w:ascii="Times New Roman" w:eastAsia="Times New Roman" w:hAnsi="Times New Roman" w:cs="Times New Roman"/>
           <w:sz w:val="24"/>
           <w:szCs w:val="24"/>
         </w:rPr>
@@ -458,14 +392,14 @@
         <w:spacing w:before="0" w:after="120" w:line="360" w:lineRule="auto"/>
         <w:jc w:val="both"/>
         <w:rPr>
-          <w:rFonts w:ascii="Arial" w:hAnsi="Arial" w:cs="Arial"/>
-          <w:sz w:val="24"/>
-          <w:szCs w:val="24"/>
-        </w:rPr>
-      </w:pPr>
-      <w:r>
-        <w:rPr>
-          <w:rFonts w:ascii="Arial" w:hAnsi="Arial" w:cs="Arial"/>
+          <w:rFonts w:ascii="Times New Roman" w:eastAsia="Times New Roman" w:hAnsi="Times New Roman" w:cs="Times New Roman"/>
+          <w:sz w:val="24"/>
+          <w:szCs w:val="24"/>
+        </w:rPr>
+      </w:pPr>
+      <w:r>
+        <w:rPr>
+          <w:rFonts w:ascii="Times New Roman" w:eastAsia="Times New Roman" w:hAnsi="Times New Roman" w:cs="Times New Roman"/>
           <w:sz w:val="24"/>
           <w:szCs w:val="24"/>
         </w:rPr>
@@ -474,16 +408,16 @@
     </w:p>
     <w:p>
       <w:pPr>
-        <w:spacing w:before="0" w:after="0" w:line="240" w:lineRule="auto"/>
-        <w:rPr>
-          <w:rFonts w:ascii="Arial" w:hAnsi="Arial" w:cs="Arial"/>
-          <w:sz w:val="24"/>
-          <w:szCs w:val="24"/>
-        </w:rPr>
-      </w:pPr>
-      <w:r>
-        <w:rPr>
-          <w:rFonts w:ascii="Arial" w:hAnsi="Arial" w:cs="Arial"/>
+        <w:spacing w:before="0" w:after="0" w:line="276" w:lineRule="auto"/>
+        <w:rPr>
+          <w:rFonts w:ascii="Times New Roman" w:eastAsia="Times New Roman" w:hAnsi="Times New Roman" w:cs="Times New Roman"/>
+          <w:sz w:val="24"/>
+          <w:szCs w:val="24"/>
+        </w:rPr>
+      </w:pPr>
+      <w:r>
+        <w:rPr>
+          <w:rFonts w:ascii="Times New Roman" w:eastAsia="Times New Roman" w:hAnsi="Times New Roman" w:cs="Times New Roman"/>
           <w:sz w:val="24"/>
           <w:szCs w:val="24"/>
         </w:rPr>
@@ -493,18 +427,18 @@
     <w:p>
       <w:pPr>
         <w:keepNext/>
-        <w:spacing w:before="240" w:after="120" w:line="240" w:lineRule="auto"/>
-        <w:rPr>
-          <w:rFonts w:ascii="Arial" w:hAnsi="Arial" w:cs="Arial"/>
-          <w:b/>
-          <w:bCs/>
-          <w:sz w:val="24"/>
-          <w:szCs w:val="24"/>
-        </w:rPr>
-      </w:pPr>
-      <w:r>
-        <w:rPr>
-          <w:rFonts w:ascii="Arial" w:hAnsi="Arial" w:cs="Arial"/>
+        <w:spacing w:before="240" w:after="120" w:line="276" w:lineRule="auto"/>
+        <w:rPr>
+          <w:rFonts w:ascii="Times New Roman" w:eastAsia="Times New Roman" w:hAnsi="Times New Roman" w:cs="Times New Roman"/>
+          <w:b/>
+          <w:bCs/>
+          <w:sz w:val="24"/>
+          <w:szCs w:val="24"/>
+        </w:rPr>
+      </w:pPr>
+      <w:r>
+        <w:rPr>
+          <w:rFonts w:ascii="Times New Roman" w:eastAsia="Times New Roman" w:hAnsi="Times New Roman" w:cs="Times New Roman"/>
           <w:b/>
           <w:bCs/>
           <w:sz w:val="24"/>
@@ -516,18 +450,18 @@
     <w:p>
       <w:pPr>
         <w:keepNext/>
-        <w:spacing w:before="120" w:after="60" w:line="240" w:lineRule="auto"/>
-        <w:rPr>
-          <w:rFonts w:ascii="Arial" w:hAnsi="Arial" w:cs="Arial"/>
-          <w:b/>
-          <w:bCs/>
-          <w:sz w:val="24"/>
-          <w:szCs w:val="24"/>
-        </w:rPr>
-      </w:pPr>
-      <w:r>
-        <w:rPr>
-          <w:rFonts w:ascii="Arial" w:hAnsi="Arial" w:cs="Arial"/>
+        <w:spacing w:before="120" w:after="60" w:line="276" w:lineRule="auto"/>
+        <w:rPr>
+          <w:rFonts w:ascii="Times New Roman" w:eastAsia="Times New Roman" w:hAnsi="Times New Roman" w:cs="Times New Roman"/>
+          <w:b/>
+          <w:bCs/>
+          <w:sz w:val="24"/>
+          <w:szCs w:val="24"/>
+        </w:rPr>
+      </w:pPr>
+      <w:r>
+        <w:rPr>
+          <w:rFonts w:ascii="Times New Roman" w:eastAsia="Times New Roman" w:hAnsi="Times New Roman" w:cs="Times New Roman"/>
           <w:b/>
           <w:bCs/>
           <w:sz w:val="24"/>
@@ -538,16 +472,16 @@
     </w:p>
     <w:p>
       <w:pPr>
-        <w:spacing w:before="0" w:after="0" w:line="240" w:lineRule="auto"/>
-        <w:rPr>
-          <w:rFonts w:ascii="Arial" w:hAnsi="Arial" w:cs="Arial"/>
-          <w:sz w:val="24"/>
-          <w:szCs w:val="24"/>
-        </w:rPr>
-      </w:pPr>
-      <w:r>
-        <w:rPr>
-          <w:rFonts w:ascii="Arial" w:hAnsi="Arial" w:cs="Arial"/>
+        <w:spacing w:before="0" w:after="0" w:line="276" w:lineRule="auto"/>
+        <w:rPr>
+          <w:rFonts w:ascii="Times New Roman" w:eastAsia="Times New Roman" w:hAnsi="Times New Roman" w:cs="Times New Roman"/>
+          <w:sz w:val="24"/>
+          <w:szCs w:val="24"/>
+        </w:rPr>
+      </w:pPr>
+      <w:r>
+        <w:rPr>
+          <w:rFonts w:ascii="Times New Roman" w:eastAsia="Times New Roman" w:hAnsi="Times New Roman" w:cs="Times New Roman"/>
           <w:sz w:val="24"/>
           <w:szCs w:val="24"/>
         </w:rPr>
@@ -559,14 +493,14 @@
         <w:spacing w:before="0" w:after="120" w:line="360" w:lineRule="auto"/>
         <w:jc w:val="both"/>
         <w:rPr>
-          <w:rFonts w:ascii="Arial" w:hAnsi="Arial" w:cs="Arial"/>
-          <w:sz w:val="24"/>
-          <w:szCs w:val="24"/>
-        </w:rPr>
-      </w:pPr>
-      <w:r>
-        <w:rPr>
-          <w:rFonts w:ascii="Arial" w:hAnsi="Arial" w:cs="Arial"/>
+          <w:rFonts w:ascii="Times New Roman" w:eastAsia="Times New Roman" w:hAnsi="Times New Roman" w:cs="Times New Roman"/>
+          <w:sz w:val="24"/>
+          <w:szCs w:val="24"/>
+        </w:rPr>
+      </w:pPr>
+      <w:r>
+        <w:rPr>
+          <w:rFonts w:ascii="Times New Roman" w:eastAsia="Times New Roman" w:hAnsi="Times New Roman" w:cs="Times New Roman"/>
           <w:sz w:val="24"/>
           <w:szCs w:val="24"/>
         </w:rPr>
@@ -575,16 +509,16 @@
     </w:p>
     <w:p>
       <w:pPr>
-        <w:spacing w:before="0" w:after="0" w:line="240" w:lineRule="auto"/>
-        <w:rPr>
-          <w:rFonts w:ascii="Arial" w:hAnsi="Arial" w:cs="Arial"/>
-          <w:sz w:val="24"/>
-          <w:szCs w:val="24"/>
-        </w:rPr>
-      </w:pPr>
-      <w:r>
-        <w:rPr>
-          <w:rFonts w:ascii="Arial" w:hAnsi="Arial" w:cs="Arial"/>
+        <w:spacing w:before="0" w:after="0" w:line="276" w:lineRule="auto"/>
+        <w:rPr>
+          <w:rFonts w:ascii="Times New Roman" w:eastAsia="Times New Roman" w:hAnsi="Times New Roman" w:cs="Times New Roman"/>
+          <w:sz w:val="24"/>
+          <w:szCs w:val="24"/>
+        </w:rPr>
+      </w:pPr>
+      <w:r>
+        <w:rPr>
+          <w:rFonts w:ascii="Times New Roman" w:eastAsia="Times New Roman" w:hAnsi="Times New Roman" w:cs="Times New Roman"/>
           <w:sz w:val="24"/>
           <w:szCs w:val="24"/>
         </w:rPr>
@@ -594,18 +528,18 @@
     <w:p>
       <w:pPr>
         <w:keepNext/>
-        <w:spacing w:before="120" w:after="60" w:line="240" w:lineRule="auto"/>
-        <w:rPr>
-          <w:rFonts w:ascii="Arial" w:hAnsi="Arial" w:cs="Arial"/>
-          <w:b/>
-          <w:bCs/>
-          <w:sz w:val="24"/>
-          <w:szCs w:val="24"/>
-        </w:rPr>
-      </w:pPr>
-      <w:r>
-        <w:rPr>
-          <w:rFonts w:ascii="Arial" w:hAnsi="Arial" w:cs="Arial"/>
+        <w:spacing w:before="120" w:after="60" w:line="276" w:lineRule="auto"/>
+        <w:rPr>
+          <w:rFonts w:ascii="Times New Roman" w:eastAsia="Times New Roman" w:hAnsi="Times New Roman" w:cs="Times New Roman"/>
+          <w:b/>
+          <w:bCs/>
+          <w:sz w:val="24"/>
+          <w:szCs w:val="24"/>
+        </w:rPr>
+      </w:pPr>
+      <w:r>
+        <w:rPr>
+          <w:rFonts w:ascii="Times New Roman" w:eastAsia="Times New Roman" w:hAnsi="Times New Roman" w:cs="Times New Roman"/>
           <w:b/>
           <w:bCs/>
           <w:sz w:val="24"/>
@@ -616,16 +550,16 @@
     </w:p>
     <w:p>
       <w:pPr>
-        <w:spacing w:before="0" w:after="0" w:line="240" w:lineRule="auto"/>
-        <w:rPr>
-          <w:rFonts w:ascii="Arial" w:hAnsi="Arial" w:cs="Arial"/>
-          <w:sz w:val="24"/>
-          <w:szCs w:val="24"/>
-        </w:rPr>
-      </w:pPr>
-      <w:r>
-        <w:rPr>
-          <w:rFonts w:ascii="Arial" w:hAnsi="Arial" w:cs="Arial"/>
+        <w:spacing w:before="0" w:after="0" w:line="276" w:lineRule="auto"/>
+        <w:rPr>
+          <w:rFonts w:ascii="Times New Roman" w:eastAsia="Times New Roman" w:hAnsi="Times New Roman" w:cs="Times New Roman"/>
+          <w:sz w:val="24"/>
+          <w:szCs w:val="24"/>
+        </w:rPr>
+      </w:pPr>
+      <w:r>
+        <w:rPr>
+          <w:rFonts w:ascii="Times New Roman" w:eastAsia="Times New Roman" w:hAnsi="Times New Roman" w:cs="Times New Roman"/>
           <w:sz w:val="24"/>
           <w:szCs w:val="24"/>
         </w:rPr>
@@ -637,14 +571,14 @@
         <w:spacing w:before="0" w:after="120" w:line="360" w:lineRule="auto"/>
         <w:jc w:val="both"/>
         <w:rPr>
-          <w:rFonts w:ascii="Arial" w:hAnsi="Arial" w:cs="Arial"/>
-          <w:sz w:val="24"/>
-          <w:szCs w:val="24"/>
-        </w:rPr>
-      </w:pPr>
-      <w:r>
-        <w:rPr>
-          <w:rFonts w:ascii="Arial" w:hAnsi="Arial" w:cs="Arial"/>
+          <w:rFonts w:ascii="Times New Roman" w:eastAsia="Times New Roman" w:hAnsi="Times New Roman" w:cs="Times New Roman"/>
+          <w:sz w:val="24"/>
+          <w:szCs w:val="24"/>
+        </w:rPr>
+      </w:pPr>
+      <w:r>
+        <w:rPr>
+          <w:rFonts w:ascii="Times New Roman" w:eastAsia="Times New Roman" w:hAnsi="Times New Roman" w:cs="Times New Roman"/>
           <w:sz w:val="24"/>
           <w:szCs w:val="24"/>
         </w:rPr>
@@ -653,16 +587,16 @@
     </w:p>
     <w:p>
       <w:pPr>
-        <w:spacing w:before="0" w:after="0" w:line="240" w:lineRule="auto"/>
-        <w:rPr>
-          <w:rFonts w:ascii="Arial" w:hAnsi="Arial" w:cs="Arial"/>
-          <w:sz w:val="24"/>
-          <w:szCs w:val="24"/>
-        </w:rPr>
-      </w:pPr>
-      <w:r>
-        <w:rPr>
-          <w:rFonts w:ascii="Arial" w:hAnsi="Arial" w:cs="Arial"/>
+        <w:spacing w:before="0" w:after="0" w:line="276" w:lineRule="auto"/>
+        <w:rPr>
+          <w:rFonts w:ascii="Times New Roman" w:eastAsia="Times New Roman" w:hAnsi="Times New Roman" w:cs="Times New Roman"/>
+          <w:sz w:val="24"/>
+          <w:szCs w:val="24"/>
+        </w:rPr>
+      </w:pPr>
+      <w:r>
+        <w:rPr>
+          <w:rFonts w:ascii="Times New Roman" w:eastAsia="Times New Roman" w:hAnsi="Times New Roman" w:cs="Times New Roman"/>
           <w:sz w:val="24"/>
           <w:szCs w:val="24"/>
         </w:rPr>
@@ -672,18 +606,18 @@
     <w:p>
       <w:pPr>
         <w:keepNext/>
-        <w:spacing w:before="120" w:after="60" w:line="240" w:lineRule="auto"/>
-        <w:rPr>
-          <w:rFonts w:ascii="Arial" w:hAnsi="Arial" w:cs="Arial"/>
-          <w:b/>
-          <w:bCs/>
-          <w:sz w:val="24"/>
-          <w:szCs w:val="24"/>
-        </w:rPr>
-      </w:pPr>
-      <w:r>
-        <w:rPr>
-          <w:rFonts w:ascii="Arial" w:hAnsi="Arial" w:cs="Arial"/>
+        <w:spacing w:before="120" w:after="60" w:line="276" w:lineRule="auto"/>
+        <w:rPr>
+          <w:rFonts w:ascii="Times New Roman" w:eastAsia="Times New Roman" w:hAnsi="Times New Roman" w:cs="Times New Roman"/>
+          <w:b/>
+          <w:bCs/>
+          <w:sz w:val="24"/>
+          <w:szCs w:val="24"/>
+        </w:rPr>
+      </w:pPr>
+      <w:r>
+        <w:rPr>
+          <w:rFonts w:ascii="Times New Roman" w:eastAsia="Times New Roman" w:hAnsi="Times New Roman" w:cs="Times New Roman"/>
           <w:b/>
           <w:bCs/>
           <w:sz w:val="24"/>
@@ -694,16 +628,16 @@
     </w:p>
     <w:p>
       <w:pPr>
-        <w:spacing w:before="0" w:after="0" w:line="240" w:lineRule="auto"/>
-        <w:rPr>
-          <w:rFonts w:ascii="Arial" w:hAnsi="Arial" w:cs="Arial"/>
-          <w:sz w:val="24"/>
-          <w:szCs w:val="24"/>
-        </w:rPr>
-      </w:pPr>
-      <w:r>
-        <w:rPr>
-          <w:rFonts w:ascii="Arial" w:hAnsi="Arial" w:cs="Arial"/>
+        <w:spacing w:before="0" w:after="0" w:line="276" w:lineRule="auto"/>
+        <w:rPr>
+          <w:rFonts w:ascii="Times New Roman" w:eastAsia="Times New Roman" w:hAnsi="Times New Roman" w:cs="Times New Roman"/>
+          <w:sz w:val="24"/>
+          <w:szCs w:val="24"/>
+        </w:rPr>
+      </w:pPr>
+      <w:r>
+        <w:rPr>
+          <w:rFonts w:ascii="Times New Roman" w:eastAsia="Times New Roman" w:hAnsi="Times New Roman" w:cs="Times New Roman"/>
           <w:sz w:val="24"/>
           <w:szCs w:val="24"/>
         </w:rPr>
@@ -715,14 +649,14 @@
         <w:spacing w:before="0" w:after="120" w:line="360" w:lineRule="auto"/>
         <w:jc w:val="both"/>
         <w:rPr>
-          <w:rFonts w:ascii="Arial" w:hAnsi="Arial" w:cs="Arial"/>
-          <w:sz w:val="24"/>
-          <w:szCs w:val="24"/>
-        </w:rPr>
-      </w:pPr>
-      <w:r>
-        <w:rPr>
-          <w:rFonts w:ascii="Arial" w:hAnsi="Arial" w:cs="Arial"/>
+          <w:rFonts w:ascii="Times New Roman" w:eastAsia="Times New Roman" w:hAnsi="Times New Roman" w:cs="Times New Roman"/>
+          <w:sz w:val="24"/>
+          <w:szCs w:val="24"/>
+        </w:rPr>
+      </w:pPr>
+      <w:r>
+        <w:rPr>
+          <w:rFonts w:ascii="Times New Roman" w:eastAsia="Times New Roman" w:hAnsi="Times New Roman" w:cs="Times New Roman"/>
           <w:sz w:val="24"/>
           <w:szCs w:val="24"/>
         </w:rPr>
@@ -731,16 +665,16 @@
     </w:p>
     <w:p>
       <w:pPr>
-        <w:spacing w:before="0" w:after="0" w:line="240" w:lineRule="auto"/>
-        <w:rPr>
-          <w:rFonts w:ascii="Arial" w:hAnsi="Arial" w:cs="Arial"/>
-          <w:sz w:val="24"/>
-          <w:szCs w:val="24"/>
-        </w:rPr>
-      </w:pPr>
-      <w:r>
-        <w:rPr>
-          <w:rFonts w:ascii="Arial" w:hAnsi="Arial" w:cs="Arial"/>
+        <w:spacing w:before="0" w:after="0" w:line="276" w:lineRule="auto"/>
+        <w:rPr>
+          <w:rFonts w:ascii="Times New Roman" w:eastAsia="Times New Roman" w:hAnsi="Times New Roman" w:cs="Times New Roman"/>
+          <w:sz w:val="24"/>
+          <w:szCs w:val="24"/>
+        </w:rPr>
+      </w:pPr>
+      <w:r>
+        <w:rPr>
+          <w:rFonts w:ascii="Times New Roman" w:eastAsia="Times New Roman" w:hAnsi="Times New Roman" w:cs="Times New Roman"/>
           <w:sz w:val="24"/>
           <w:szCs w:val="24"/>
         </w:rPr>
@@ -749,16 +683,16 @@
     </w:p>
     <w:p>
       <w:pPr>
-        <w:spacing w:before="0" w:after="0" w:line="240" w:lineRule="auto"/>
-        <w:rPr>
-          <w:rFonts w:ascii="Arial" w:hAnsi="Arial" w:cs="Arial"/>
-          <w:sz w:val="24"/>
-          <w:szCs w:val="24"/>
-        </w:rPr>
-      </w:pPr>
-      <w:r>
-        <w:rPr>
-          <w:rFonts w:ascii="Arial" w:hAnsi="Arial" w:cs="Arial"/>
+        <w:spacing w:before="0" w:after="0" w:line="276" w:lineRule="auto"/>
+        <w:rPr>
+          <w:rFonts w:ascii="Times New Roman" w:eastAsia="Times New Roman" w:hAnsi="Times New Roman" w:cs="Times New Roman"/>
+          <w:sz w:val="24"/>
+          <w:szCs w:val="24"/>
+        </w:rPr>
+      </w:pPr>
+      <w:r>
+        <w:rPr>
+          <w:rFonts w:ascii="Times New Roman" w:eastAsia="Times New Roman" w:hAnsi="Times New Roman" w:cs="Times New Roman"/>
           <w:sz w:val="24"/>
           <w:szCs w:val="24"/>
         </w:rPr>
@@ -768,18 +702,18 @@
     <w:p>
       <w:pPr>
         <w:keepNext/>
-        <w:spacing w:before="120" w:after="60" w:line="240" w:lineRule="auto"/>
-        <w:rPr>
-          <w:rFonts w:ascii="Arial" w:hAnsi="Arial" w:cs="Arial"/>
-          <w:b/>
-          <w:bCs/>
-          <w:sz w:val="24"/>
-          <w:szCs w:val="24"/>
-        </w:rPr>
-      </w:pPr>
-      <w:r>
-        <w:rPr>
-          <w:rFonts w:ascii="Arial" w:hAnsi="Arial" w:cs="Arial"/>
+        <w:spacing w:before="120" w:after="60" w:line="276" w:lineRule="auto"/>
+        <w:rPr>
+          <w:rFonts w:ascii="Times New Roman" w:eastAsia="Times New Roman" w:hAnsi="Times New Roman" w:cs="Times New Roman"/>
+          <w:b/>
+          <w:bCs/>
+          <w:sz w:val="24"/>
+          <w:szCs w:val="24"/>
+        </w:rPr>
+      </w:pPr>
+      <w:r>
+        <w:rPr>
+          <w:rFonts w:ascii="Times New Roman" w:eastAsia="Times New Roman" w:hAnsi="Times New Roman" w:cs="Times New Roman"/>
           <w:b/>
           <w:bCs/>
           <w:sz w:val="24"/>
@@ -790,16 +724,16 @@
     </w:p>
     <w:p>
       <w:pPr>
-        <w:spacing w:before="0" w:after="0" w:line="240" w:lineRule="auto"/>
-        <w:rPr>
-          <w:rFonts w:ascii="Arial" w:hAnsi="Arial" w:cs="Arial"/>
-          <w:sz w:val="24"/>
-          <w:szCs w:val="24"/>
-        </w:rPr>
-      </w:pPr>
-      <w:r>
-        <w:rPr>
-          <w:rFonts w:ascii="Arial" w:hAnsi="Arial" w:cs="Arial"/>
+        <w:spacing w:before="0" w:after="0" w:line="276" w:lineRule="auto"/>
+        <w:rPr>
+          <w:rFonts w:ascii="Times New Roman" w:eastAsia="Times New Roman" w:hAnsi="Times New Roman" w:cs="Times New Roman"/>
+          <w:sz w:val="24"/>
+          <w:szCs w:val="24"/>
+        </w:rPr>
+      </w:pPr>
+      <w:r>
+        <w:rPr>
+          <w:rFonts w:ascii="Times New Roman" w:eastAsia="Times New Roman" w:hAnsi="Times New Roman" w:cs="Times New Roman"/>
           <w:sz w:val="24"/>
           <w:szCs w:val="24"/>
         </w:rPr>
@@ -811,14 +745,14 @@
         <w:spacing w:before="0" w:after="120" w:line="360" w:lineRule="auto"/>
         <w:jc w:val="both"/>
         <w:rPr>
-          <w:rFonts w:ascii="Arial" w:hAnsi="Arial" w:cs="Arial"/>
-          <w:sz w:val="24"/>
-          <w:szCs w:val="24"/>
-        </w:rPr>
-      </w:pPr>
-      <w:r>
-        <w:rPr>
-          <w:rFonts w:ascii="Arial" w:hAnsi="Arial" w:cs="Arial"/>
+          <w:rFonts w:ascii="Times New Roman" w:eastAsia="Times New Roman" w:hAnsi="Times New Roman" w:cs="Times New Roman"/>
+          <w:sz w:val="24"/>
+          <w:szCs w:val="24"/>
+        </w:rPr>
+      </w:pPr>
+      <w:r>
+        <w:rPr>
+          <w:rFonts w:ascii="Times New Roman" w:eastAsia="Times New Roman" w:hAnsi="Times New Roman" w:cs="Times New Roman"/>
           <w:sz w:val="24"/>
           <w:szCs w:val="24"/>
         </w:rPr>
@@ -827,16 +761,16 @@
     </w:p>
     <w:p>
       <w:pPr>
-        <w:spacing w:before="0" w:after="0" w:line="240" w:lineRule="auto"/>
-        <w:rPr>
-          <w:rFonts w:ascii="Arial" w:hAnsi="Arial" w:cs="Arial"/>
-          <w:sz w:val="24"/>
-          <w:szCs w:val="24"/>
-        </w:rPr>
-      </w:pPr>
-      <w:r>
-        <w:rPr>
-          <w:rFonts w:ascii="Arial" w:hAnsi="Arial" w:cs="Arial"/>
+        <w:spacing w:before="0" w:after="0" w:line="276" w:lineRule="auto"/>
+        <w:rPr>
+          <w:rFonts w:ascii="Times New Roman" w:eastAsia="Times New Roman" w:hAnsi="Times New Roman" w:cs="Times New Roman"/>
+          <w:sz w:val="24"/>
+          <w:szCs w:val="24"/>
+        </w:rPr>
+      </w:pPr>
+      <w:r>
+        <w:rPr>
+          <w:rFonts w:ascii="Times New Roman" w:eastAsia="Times New Roman" w:hAnsi="Times New Roman" w:cs="Times New Roman"/>
           <w:sz w:val="24"/>
           <w:szCs w:val="24"/>
         </w:rPr>
@@ -845,16 +779,16 @@
     </w:p>
     <w:p>
       <w:pPr>
-        <w:spacing w:before="0" w:after="0" w:line="240" w:lineRule="auto"/>
-        <w:rPr>
-          <w:rFonts w:ascii="Arial" w:hAnsi="Arial" w:cs="Arial"/>
-          <w:sz w:val="24"/>
-          <w:szCs w:val="24"/>
-        </w:rPr>
-      </w:pPr>
-      <w:r>
-        <w:rPr>
-          <w:rFonts w:ascii="Arial" w:hAnsi="Arial" w:cs="Arial"/>
+        <w:spacing w:before="0" w:after="0" w:line="276" w:lineRule="auto"/>
+        <w:rPr>
+          <w:rFonts w:ascii="Times New Roman" w:eastAsia="Times New Roman" w:hAnsi="Times New Roman" w:cs="Times New Roman"/>
+          <w:sz w:val="24"/>
+          <w:szCs w:val="24"/>
+        </w:rPr>
+      </w:pPr>
+      <w:r>
+        <w:rPr>
+          <w:rFonts w:ascii="Times New Roman" w:eastAsia="Times New Roman" w:hAnsi="Times New Roman" w:cs="Times New Roman"/>
           <w:sz w:val="24"/>
           <w:szCs w:val="24"/>
         </w:rPr>
@@ -863,26 +797,26 @@
     </w:p>
     <w:p>
       <w:pPr>
-        <w:spacing w:before="0" w:after="120" w:line="240" w:lineRule="auto"/>
-        <w:rPr>
-          <w:rFonts w:ascii="Arial" w:hAnsi="Arial" w:cs="Arial"/>
-          <w:sz w:val="24"/>
-          <w:szCs w:val="24"/>
-        </w:rPr>
-      </w:pPr>
-    </w:p>
-    <w:p>
-      <w:pPr>
-        <w:spacing w:before="0" w:after="0" w:line="240" w:lineRule="auto"/>
-        <w:rPr>
-          <w:rFonts w:ascii="Arial" w:hAnsi="Arial" w:cs="Arial"/>
-          <w:sz w:val="24"/>
-          <w:szCs w:val="24"/>
-        </w:rPr>
-      </w:pPr>
-      <w:r>
-        <w:rPr>
-          <w:rFonts w:ascii="Arial" w:hAnsi="Arial" w:cs="Arial"/>
+        <w:spacing w:before="0" w:after="120" w:line="276" w:lineRule="auto"/>
+        <w:rPr>
+          <w:rFonts w:ascii="Times New Roman" w:eastAsia="Times New Roman" w:hAnsi="Times New Roman" w:cs="Times New Roman"/>
+          <w:sz w:val="24"/>
+          <w:szCs w:val="24"/>
+        </w:rPr>
+      </w:pPr>
+    </w:p>
+    <w:p>
+      <w:pPr>
+        <w:spacing w:before="0" w:after="0" w:line="276" w:lineRule="auto"/>
+        <w:rPr>
+          <w:rFonts w:ascii="Times New Roman" w:eastAsia="Times New Roman" w:hAnsi="Times New Roman" w:cs="Times New Roman"/>
+          <w:sz w:val="24"/>
+          <w:szCs w:val="24"/>
+        </w:rPr>
+      </w:pPr>
+      <w:r>
+        <w:rPr>
+          <w:rFonts w:ascii="Times New Roman" w:eastAsia="Times New Roman" w:hAnsi="Times New Roman" w:cs="Times New Roman"/>
           <w:sz w:val="24"/>
           <w:szCs w:val="24"/>
         </w:rPr>
@@ -892,18 +826,18 @@
     <w:p>
       <w:pPr>
         <w:keepNext/>
-        <w:spacing w:before="240" w:after="120" w:line="240" w:lineRule="auto"/>
-        <w:rPr>
-          <w:rFonts w:ascii="Arial" w:hAnsi="Arial" w:cs="Arial"/>
-          <w:b/>
-          <w:bCs/>
-          <w:sz w:val="24"/>
-          <w:szCs w:val="24"/>
-        </w:rPr>
-      </w:pPr>
-      <w:r>
-        <w:rPr>
-          <w:rFonts w:ascii="Arial" w:hAnsi="Arial" w:cs="Arial"/>
+        <w:spacing w:before="240" w:after="120" w:line="276" w:lineRule="auto"/>
+        <w:rPr>
+          <w:rFonts w:ascii="Times New Roman" w:eastAsia="Times New Roman" w:hAnsi="Times New Roman" w:cs="Times New Roman"/>
+          <w:b/>
+          <w:bCs/>
+          <w:sz w:val="24"/>
+          <w:szCs w:val="24"/>
+        </w:rPr>
+      </w:pPr>
+      <w:r>
+        <w:rPr>
+          <w:rFonts w:ascii="Times New Roman" w:eastAsia="Times New Roman" w:hAnsi="Times New Roman" w:cs="Times New Roman"/>
           <w:b/>
           <w:bCs/>
           <w:sz w:val="24"/>
@@ -914,16 +848,16 @@
     </w:p>
     <w:p>
       <w:pPr>
-        <w:spacing w:before="0" w:after="0" w:line="240" w:lineRule="auto"/>
-        <w:rPr>
-          <w:rFonts w:ascii="Arial" w:hAnsi="Arial" w:cs="Arial"/>
-          <w:sz w:val="24"/>
-          <w:szCs w:val="24"/>
-        </w:rPr>
-      </w:pPr>
-      <w:r>
-        <w:rPr>
-          <w:rFonts w:ascii="Arial" w:hAnsi="Arial" w:cs="Arial"/>
+        <w:spacing w:before="0" w:after="0" w:line="276" w:lineRule="auto"/>
+        <w:rPr>
+          <w:rFonts w:ascii="Times New Roman" w:eastAsia="Times New Roman" w:hAnsi="Times New Roman" w:cs="Times New Roman"/>
+          <w:sz w:val="24"/>
+          <w:szCs w:val="24"/>
+        </w:rPr>
+      </w:pPr>
+      <w:r>
+        <w:rPr>
+          <w:rFonts w:ascii="Times New Roman" w:eastAsia="Times New Roman" w:hAnsi="Times New Roman" w:cs="Times New Roman"/>
           <w:sz w:val="24"/>
           <w:szCs w:val="24"/>
         </w:rPr>
@@ -935,14 +869,14 @@
         <w:spacing w:before="0" w:after="120" w:line="360" w:lineRule="auto"/>
         <w:jc w:val="both"/>
         <w:rPr>
-          <w:rFonts w:ascii="Arial" w:hAnsi="Arial" w:cs="Arial"/>
-          <w:sz w:val="24"/>
-          <w:szCs w:val="24"/>
-        </w:rPr>
-      </w:pPr>
-      <w:r>
-        <w:rPr>
-          <w:rFonts w:ascii="Arial" w:hAnsi="Arial" w:cs="Arial"/>
+          <w:rFonts w:ascii="Times New Roman" w:eastAsia="Times New Roman" w:hAnsi="Times New Roman" w:cs="Times New Roman"/>
+          <w:sz w:val="24"/>
+          <w:szCs w:val="24"/>
+        </w:rPr>
+      </w:pPr>
+      <w:r>
+        <w:rPr>
+          <w:rFonts w:ascii="Times New Roman" w:eastAsia="Times New Roman" w:hAnsi="Times New Roman" w:cs="Times New Roman"/>
           <w:sz w:val="24"/>
           <w:szCs w:val="24"/>
         </w:rPr>
@@ -951,16 +885,16 @@
     </w:p>
     <w:p>
       <w:pPr>
-        <w:spacing w:before="0" w:after="0" w:line="240" w:lineRule="auto"/>
-        <w:rPr>
-          <w:rFonts w:ascii="Arial" w:hAnsi="Arial" w:cs="Arial"/>
-          <w:sz w:val="24"/>
-          <w:szCs w:val="24"/>
-        </w:rPr>
-      </w:pPr>
-      <w:r>
-        <w:rPr>
-          <w:rFonts w:ascii="Arial" w:hAnsi="Arial" w:cs="Arial"/>
+        <w:spacing w:before="0" w:after="0" w:line="276" w:lineRule="auto"/>
+        <w:rPr>
+          <w:rFonts w:ascii="Times New Roman" w:eastAsia="Times New Roman" w:hAnsi="Times New Roman" w:cs="Times New Roman"/>
+          <w:sz w:val="24"/>
+          <w:szCs w:val="24"/>
+        </w:rPr>
+      </w:pPr>
+      <w:r>
+        <w:rPr>
+          <w:rFonts w:ascii="Times New Roman" w:eastAsia="Times New Roman" w:hAnsi="Times New Roman" w:cs="Times New Roman"/>
           <w:sz w:val="24"/>
           <w:szCs w:val="24"/>
         </w:rPr>
@@ -970,18 +904,18 @@
     <w:p>
       <w:pPr>
         <w:keepNext/>
-        <w:spacing w:before="240" w:after="120" w:line="240" w:lineRule="auto"/>
-        <w:rPr>
-          <w:rFonts w:ascii="Arial" w:hAnsi="Arial" w:cs="Arial"/>
-          <w:b/>
-          <w:bCs/>
-          <w:sz w:val="24"/>
-          <w:szCs w:val="24"/>
-        </w:rPr>
-      </w:pPr>
-      <w:r>
-        <w:rPr>
-          <w:rFonts w:ascii="Arial" w:hAnsi="Arial" w:cs="Arial"/>
+        <w:spacing w:before="240" w:after="120" w:line="276" w:lineRule="auto"/>
+        <w:rPr>
+          <w:rFonts w:ascii="Times New Roman" w:eastAsia="Times New Roman" w:hAnsi="Times New Roman" w:cs="Times New Roman"/>
+          <w:b/>
+          <w:bCs/>
+          <w:sz w:val="24"/>
+          <w:szCs w:val="24"/>
+        </w:rPr>
+      </w:pPr>
+      <w:r>
+        <w:rPr>
+          <w:rFonts w:ascii="Times New Roman" w:eastAsia="Times New Roman" w:hAnsi="Times New Roman" w:cs="Times New Roman"/>
           <w:b/>
           <w:bCs/>
           <w:sz w:val="24"/>
@@ -992,16 +926,16 @@
     </w:p>
     <w:p>
       <w:pPr>
-        <w:spacing w:before="0" w:after="0" w:line="240" w:lineRule="auto"/>
-        <w:rPr>
-          <w:rFonts w:ascii="Arial" w:hAnsi="Arial" w:cs="Arial"/>
-          <w:sz w:val="24"/>
-          <w:szCs w:val="24"/>
-        </w:rPr>
-      </w:pPr>
-      <w:r>
-        <w:rPr>
-          <w:rFonts w:ascii="Arial" w:hAnsi="Arial" w:cs="Arial"/>
+        <w:spacing w:before="0" w:after="0" w:line="276" w:lineRule="auto"/>
+        <w:rPr>
+          <w:rFonts w:ascii="Times New Roman" w:eastAsia="Times New Roman" w:hAnsi="Times New Roman" w:cs="Times New Roman"/>
+          <w:sz w:val="24"/>
+          <w:szCs w:val="24"/>
+        </w:rPr>
+      </w:pPr>
+      <w:r>
+        <w:rPr>
+          <w:rFonts w:ascii="Times New Roman" w:eastAsia="Times New Roman" w:hAnsi="Times New Roman" w:cs="Times New Roman"/>
           <w:sz w:val="24"/>
           <w:szCs w:val="24"/>
         </w:rPr>
@@ -1013,14 +947,14 @@
         <w:spacing w:before="0" w:after="120" w:line="360" w:lineRule="auto"/>
         <w:jc w:val="both"/>
         <w:rPr>
-          <w:rFonts w:ascii="Arial" w:hAnsi="Arial" w:cs="Arial"/>
-          <w:sz w:val="24"/>
-          <w:szCs w:val="24"/>
-        </w:rPr>
-      </w:pPr>
-      <w:r>
-        <w:rPr>
-          <w:rFonts w:ascii="Arial" w:hAnsi="Arial" w:cs="Arial"/>
+          <w:rFonts w:ascii="Times New Roman" w:eastAsia="Times New Roman" w:hAnsi="Times New Roman" w:cs="Times New Roman"/>
+          <w:sz w:val="24"/>
+          <w:szCs w:val="24"/>
+        </w:rPr>
+      </w:pPr>
+      <w:r>
+        <w:rPr>
+          <w:rFonts w:ascii="Times New Roman" w:eastAsia="Times New Roman" w:hAnsi="Times New Roman" w:cs="Times New Roman"/>
           <w:sz w:val="24"/>
           <w:szCs w:val="24"/>
         </w:rPr>
@@ -1029,16 +963,16 @@
     </w:p>
     <w:p>
       <w:pPr>
-        <w:spacing w:before="0" w:after="0" w:line="240" w:lineRule="auto"/>
-        <w:rPr>
-          <w:rFonts w:ascii="Arial" w:hAnsi="Arial" w:cs="Arial"/>
-          <w:sz w:val="24"/>
-          <w:szCs w:val="24"/>
-        </w:rPr>
-      </w:pPr>
-      <w:r>
-        <w:rPr>
-          <w:rFonts w:ascii="Arial" w:hAnsi="Arial" w:cs="Arial"/>
+        <w:spacing w:before="0" w:after="0" w:line="276" w:lineRule="auto"/>
+        <w:rPr>
+          <w:rFonts w:ascii="Times New Roman" w:eastAsia="Times New Roman" w:hAnsi="Times New Roman" w:cs="Times New Roman"/>
+          <w:sz w:val="24"/>
+          <w:szCs w:val="24"/>
+        </w:rPr>
+      </w:pPr>
+      <w:r>
+        <w:rPr>
+          <w:rFonts w:ascii="Times New Roman" w:eastAsia="Times New Roman" w:hAnsi="Times New Roman" w:cs="Times New Roman"/>
           <w:sz w:val="24"/>
           <w:szCs w:val="24"/>
         </w:rPr>
@@ -1047,27 +981,27 @@
     </w:p>
     <w:p>
       <w:pPr>
-        <w:spacing w:before="0" w:after="0" w:line="240" w:lineRule="auto"/>
-        <w:rPr>
-          <w:rFonts w:ascii="Arial" w:hAnsi="Arial" w:cs="Arial"/>
-          <w:sz w:val="24"/>
-          <w:szCs w:val="24"/>
-        </w:rPr>
-      </w:pPr>
-    </w:p>
-    <w:p>
-      <w:pPr>
-        <w:spacing w:before="0" w:after="0" w:line="240" w:lineRule="auto"/>
+        <w:spacing w:before="0" w:after="0" w:line="276" w:lineRule="auto"/>
+        <w:rPr>
+          <w:rFonts w:ascii="Times New Roman" w:eastAsia="Times New Roman" w:hAnsi="Times New Roman" w:cs="Times New Roman"/>
+          <w:sz w:val="24"/>
+          <w:szCs w:val="24"/>
+        </w:rPr>
+      </w:pPr>
+    </w:p>
+    <w:p>
+      <w:pPr>
+        <w:spacing w:before="0" w:after="0" w:line="276" w:lineRule="auto"/>
         <w:jc w:val="right"/>
         <w:rPr>
-          <w:rFonts w:ascii="Arial" w:hAnsi="Arial" w:cs="Arial"/>
-          <w:sz w:val="24"/>
-          <w:szCs w:val="24"/>
-        </w:rPr>
-      </w:pPr>
-      <w:r>
-        <w:rPr>
-          <w:rFonts w:ascii="Arial" w:hAnsi="Arial" w:cs="Arial"/>
+          <w:rFonts w:ascii="Times New Roman" w:eastAsia="Times New Roman" w:hAnsi="Times New Roman" w:cs="Times New Roman"/>
+          <w:sz w:val="24"/>
+          <w:szCs w:val="24"/>
+        </w:rPr>
+      </w:pPr>
+      <w:r>
+        <w:rPr>
+          <w:rFonts w:ascii="Times New Roman" w:eastAsia="Times New Roman" w:hAnsi="Times New Roman" w:cs="Times New Roman"/>
           <w:sz w:val="24"/>
           <w:szCs w:val="24"/>
         </w:rPr>
@@ -1076,37 +1010,38 @@
     </w:p>
     <w:p>
       <w:pPr>
-        <w:spacing w:before="0" w:after="0" w:line="240" w:lineRule="auto"/>
-        <w:rPr>
-          <w:rFonts w:ascii="Arial" w:hAnsi="Arial" w:cs="Arial"/>
-          <w:sz w:val="24"/>
-          <w:szCs w:val="24"/>
-        </w:rPr>
-      </w:pPr>
-    </w:p>
-    <w:p>
-      <w:pPr>
-        <w:spacing w:before="0" w:after="0" w:line="240" w:lineRule="auto"/>
-        <w:rPr>
-          <w:rFonts w:ascii="Arial" w:hAnsi="Arial" w:cs="Arial"/>
-          <w:sz w:val="24"/>
-          <w:szCs w:val="24"/>
-        </w:rPr>
-      </w:pPr>
-    </w:p>
-    <w:p>
-      <w:pPr>
-        <w:spacing w:before="0" w:after="0" w:line="240" w:lineRule="auto"/>
+        <w:spacing w:before="0" w:after="0" w:line="276" w:lineRule="auto"/>
+        <w:rPr>
+          <w:rFonts w:ascii="Times New Roman" w:eastAsia="Times New Roman" w:hAnsi="Times New Roman" w:cs="Times New Roman"/>
+          <w:sz w:val="24"/>
+          <w:szCs w:val="24"/>
+        </w:rPr>
+      </w:pPr>
+    </w:p>
+    <w:p>
+      <w:pPr>
+        <w:spacing w:before="0" w:after="0" w:line="276" w:lineRule="auto"/>
+        <w:rPr>
+          <w:rFonts w:ascii="Times New Roman" w:eastAsia="Times New Roman" w:hAnsi="Times New Roman" w:cs="Times New Roman"/>
+          <w:sz w:val="24"/>
+          <w:szCs w:val="24"/>
+        </w:rPr>
+      </w:pPr>
+    </w:p>
+    <w:p>
+      <w:pPr>
+        <w:keepNext/>
+        <w:spacing w:before="0" w:after="0" w:line="276" w:lineRule="auto"/>
         <w:jc w:val="center"/>
         <w:rPr>
-          <w:rFonts w:ascii="Arial" w:hAnsi="Arial" w:cs="Arial"/>
-          <w:sz w:val="24"/>
-          <w:szCs w:val="24"/>
-        </w:rPr>
-      </w:pPr>
-      <w:r>
-        <w:rPr>
-          <w:rFonts w:ascii="Arial" w:hAnsi="Arial" w:cs="Arial"/>
+          <w:rFonts w:ascii="Times New Roman" w:eastAsia="Times New Roman" w:hAnsi="Times New Roman" w:cs="Times New Roman"/>
+          <w:sz w:val="24"/>
+          <w:szCs w:val="24"/>
+        </w:rPr>
+      </w:pPr>
+      <w:r>
+        <w:rPr>
+          <w:rFonts w:ascii="Times New Roman" w:eastAsia="Times New Roman" w:hAnsi="Times New Roman" w:cs="Times New Roman"/>
           <w:sz w:val="24"/>
           <w:szCs w:val="24"/>
         </w:rPr>
@@ -1115,17 +1050,18 @@
     </w:p>
     <w:p>
       <w:pPr>
-        <w:spacing w:before="0" w:after="0" w:line="240" w:lineRule="auto"/>
+        <w:keepNext/>
+        <w:spacing w:before="0" w:after="0" w:line="276" w:lineRule="auto"/>
         <w:jc w:val="center"/>
         <w:rPr>
-          <w:rFonts w:ascii="Arial" w:hAnsi="Arial" w:cs="Arial"/>
-          <w:sz w:val="24"/>
-          <w:szCs w:val="24"/>
-        </w:rPr>
-      </w:pPr>
-      <w:r>
-        <w:rPr>
-          <w:rFonts w:ascii="Arial" w:hAnsi="Arial" w:cs="Arial"/>
+          <w:rFonts w:ascii="Times New Roman" w:eastAsia="Times New Roman" w:hAnsi="Times New Roman" w:cs="Times New Roman"/>
+          <w:sz w:val="24"/>
+          <w:szCs w:val="24"/>
+        </w:rPr>
+      </w:pPr>
+      <w:r>
+        <w:rPr>
+          <w:rFonts w:ascii="Times New Roman" w:eastAsia="Times New Roman" w:hAnsi="Times New Roman" w:cs="Times New Roman"/>
           <w:sz w:val="24"/>
           <w:szCs w:val="24"/>
         </w:rPr>
@@ -1134,36 +1070,37 @@
     </w:p>
     <w:p>
       <w:pPr>
-        <w:spacing w:before="0" w:after="0" w:line="240" w:lineRule="auto"/>
+        <w:keepNext/>
+        <w:spacing w:before="0" w:after="0" w:line="276" w:lineRule="auto"/>
         <w:jc w:val="center"/>
         <w:rPr>
-          <w:rFonts w:ascii="Arial" w:hAnsi="Arial" w:cs="Arial"/>
-          <w:sz w:val="24"/>
-          <w:szCs w:val="24"/>
-        </w:rPr>
-      </w:pPr>
-      <w:r>
-        <w:rPr>
-          <w:rFonts w:ascii="Arial" w:hAnsi="Arial" w:cs="Arial"/>
-          <w:sz w:val="24"/>
-          <w:szCs w:val="24"/>
-        </w:rPr>
-        <w:t xml:space="preserve">{assinaturaCargo}</w:t>
-      </w:r>
-    </w:p>
-    <w:p>
-      <w:pPr>
-        <w:spacing w:before="0" w:after="0" w:line="240" w:lineRule="auto"/>
+          <w:rFonts w:ascii="Times New Roman" w:eastAsia="Times New Roman" w:hAnsi="Times New Roman" w:cs="Times New Roman"/>
+          <w:sz w:val="24"/>
+          <w:szCs w:val="24"/>
+        </w:rPr>
+      </w:pPr>
+      <w:r>
+        <w:rPr>
+          <w:rFonts w:ascii="Times New Roman" w:eastAsia="Times New Roman" w:hAnsi="Times New Roman" w:cs="Times New Roman"/>
+          <w:sz w:val="24"/>
+          <w:szCs w:val="24"/>
+        </w:rPr>
+        <w:t xml:space="preserve">Assistente Social</w:t>
+      </w:r>
+    </w:p>
+    <w:p>
+      <w:pPr>
+        <w:spacing w:before="0" w:after="0" w:line="276" w:lineRule="auto"/>
         <w:jc w:val="center"/>
         <w:rPr>
-          <w:rFonts w:ascii="Arial" w:hAnsi="Arial" w:cs="Arial"/>
-          <w:sz w:val="24"/>
-          <w:szCs w:val="24"/>
-        </w:rPr>
-      </w:pPr>
-      <w:r>
-        <w:rPr>
-          <w:rFonts w:ascii="Arial" w:hAnsi="Arial" w:cs="Arial"/>
+          <w:rFonts w:ascii="Times New Roman" w:eastAsia="Times New Roman" w:hAnsi="Times New Roman" w:cs="Times New Roman"/>
+          <w:sz w:val="24"/>
+          <w:szCs w:val="24"/>
+        </w:rPr>
+      </w:pPr>
+      <w:r>
+        <w:rPr>
+          <w:rFonts w:ascii="Times New Roman" w:eastAsia="Times New Roman" w:hAnsi="Times New Roman" w:cs="Times New Roman"/>
           <w:sz w:val="24"/>
           <w:szCs w:val="24"/>
         </w:rPr>
@@ -1243,7 +1180,7 @@
         <w:lang w:eastAsia="pt-BR"/>
       </w:rPr>
       <w:drawing>
-        <wp:anchor distT="0" distB="0" distL="114300" distR="114300" simplePos="0" relativeHeight="251658240" behindDoc="1" locked="0" layoutInCell="1" allowOverlap="1" wp14:anchorId="5B831126" wp14:editId="4E35CDC6">
+        <wp:anchor distT="0" distB="0" distL="114300" distR="114300" simplePos="0" relativeHeight="251658240" behindDoc="1" locked="0" layoutInCell="1" allowOverlap="1">
           <wp:simplePos x="0" y="0"/>
           <wp:positionH relativeFrom="page">
             <wp:posOffset>-15446</wp:posOffset>
@@ -1289,12 +1226,6 @@
               </pic:pic>
             </a:graphicData>
           </a:graphic>
-          <wp14:sizeRelH relativeFrom="page">
-            <wp14:pctWidth>0</wp14:pctWidth>
-          </wp14:sizeRelH>
-          <wp14:sizeRelV relativeFrom="page">
-            <wp14:pctHeight>0</wp14:pctHeight>
-          </wp14:sizeRelV>
         </wp:anchor>
       </w:drawing>
     </w:r>
@@ -1768,6 +1699,17 @@
     <w:uiPriority w:val="99"/>
     <w:rsid w:val="00C312B1"/>
   </w:style>
+  <w:style w:type="character" w:styleId="Forte">
+    <w:name w:val="Strong"/>
+    <w:basedOn w:val="Fontepargpadro"/>
+    <w:uiPriority w:val="22"/>
+    <w:qFormat/>
+    <w:rsid w:val="00057DDD"/>
+    <w:rPr>
+      <w:b/>
+      <w:bCs/>
+    </w:rPr>
+  </w:style>
 </w:styles>
 </file>
 
@@ -1814,7 +1756,7 @@
     </a:clrScheme>
     <a:fontScheme name="Office">
       <a:majorFont>
-        <a:latin typeface="Calibri Light" panose="020F0302020204030204"/>
+        <a:latin typeface="Calibri Light"/>
         <a:ea typeface=""/>
         <a:cs typeface=""/>
         <a:font script="Jpan" typeface="游ゴシック Light"/>
@@ -1849,7 +1791,7 @@
         <a:font script="Geor" typeface="Sylfaen"/>
       </a:majorFont>
       <a:minorFont>
-        <a:latin typeface="Calibri" panose="020F0502020204030204"/>
+        <a:latin typeface="Calibri"/>
         <a:ea typeface=""/>
         <a:cs typeface=""/>
         <a:font script="Jpan" typeface="游明朝"/>
